--- a/tai_lieu_kiem_thu_tong_quan.docx
+++ b/tai_lieu_kiem_thu_tong_quan.docx
@@ -1248,7 +1248,7 @@
         </w:trPr>
         <w:tc>
           <w:tcPr>
-            <w:tcW w:w="1606" w:type="dxa"/>
+            <w:tcW w:w="1509" w:type="dxa"/>
             <w:tcBorders>
               <w:top w:val="single" w:sz="4" w:space="0" w:color="000000"/>
               <w:left w:val="single" w:sz="4" w:space="0" w:color="000000"/>
@@ -1277,7 +1277,7 @@
         </w:tc>
         <w:tc>
           <w:tcPr>
-            <w:tcW w:w="1606" w:type="dxa"/>
+            <w:tcW w:w="1510" w:type="dxa"/>
             <w:tcBorders>
               <w:top w:val="single" w:sz="4" w:space="0" w:color="000000"/>
               <w:left w:val="single" w:sz="4" w:space="0" w:color="000000"/>
@@ -1307,7 +1307,7 @@
         </w:tc>
         <w:tc>
           <w:tcPr>
-            <w:tcW w:w="1607" w:type="dxa"/>
+            <w:tcW w:w="1511" w:type="dxa"/>
             <w:tcBorders>
               <w:top w:val="single" w:sz="4" w:space="0" w:color="000000"/>
               <w:left w:val="single" w:sz="4" w:space="0" w:color="000000"/>
@@ -1337,7 +1337,7 @@
         </w:tc>
         <w:tc>
           <w:tcPr>
-            <w:tcW w:w="1606" w:type="dxa"/>
+            <w:tcW w:w="1510" w:type="dxa"/>
             <w:tcBorders>
               <w:top w:val="single" w:sz="4" w:space="0" w:color="000000"/>
               <w:left w:val="single" w:sz="4" w:space="0" w:color="000000"/>
@@ -1366,7 +1366,7 @@
         </w:tc>
         <w:tc>
           <w:tcPr>
-            <w:tcW w:w="1606" w:type="dxa"/>
+            <w:tcW w:w="1510" w:type="dxa"/>
             <w:tcBorders>
               <w:top w:val="single" w:sz="4" w:space="0" w:color="000000"/>
               <w:left w:val="single" w:sz="4" w:space="0" w:color="000000"/>
@@ -1395,7 +1395,7 @@
         </w:tc>
         <w:tc>
           <w:tcPr>
-            <w:tcW w:w="1607" w:type="dxa"/>
+            <w:tcW w:w="1511" w:type="dxa"/>
             <w:tcBorders>
               <w:top w:val="single" w:sz="4" w:space="0" w:color="000000"/>
               <w:left w:val="single" w:sz="4" w:space="0" w:color="000000"/>
@@ -1428,7 +1428,7 @@
       <w:tr>
         <w:tc>
           <w:tcPr>
-            <w:tcW w:w="1606" w:type="dxa"/>
+            <w:tcW w:w="1509" w:type="dxa"/>
             <w:tcBorders>
               <w:left w:val="single" w:sz="4" w:space="0" w:color="000000"/>
               <w:bottom w:val="single" w:sz="4" w:space="0" w:color="000000"/>
@@ -1457,7 +1457,7 @@
         </w:tc>
         <w:tc>
           <w:tcPr>
-            <w:tcW w:w="1606" w:type="dxa"/>
+            <w:tcW w:w="1510" w:type="dxa"/>
             <w:tcBorders>
               <w:left w:val="single" w:sz="4" w:space="0" w:color="000000"/>
               <w:bottom w:val="single" w:sz="4" w:space="0" w:color="000000"/>
@@ -1485,7 +1485,7 @@
         </w:tc>
         <w:tc>
           <w:tcPr>
-            <w:tcW w:w="1607" w:type="dxa"/>
+            <w:tcW w:w="1511" w:type="dxa"/>
             <w:tcBorders>
               <w:left w:val="single" w:sz="4" w:space="0" w:color="000000"/>
               <w:bottom w:val="single" w:sz="4" w:space="0" w:color="000000"/>
@@ -1513,56 +1513,79 @@
         </w:tc>
         <w:tc>
           <w:tcPr>
-            <w:tcW w:w="1606" w:type="dxa"/>
-            <w:tcBorders>
-              <w:left w:val="single" w:sz="4" w:space="0" w:color="000000"/>
-              <w:bottom w:val="single" w:sz="4" w:space="0" w:color="000000"/>
-            </w:tcBorders>
-          </w:tcPr>
-          <w:p>
-            <w:pPr>
-              <w:pStyle w:val="TableContents"/>
-              <w:spacing w:before="60" w:after="60" w:line="312" w:lineRule="auto"/>
-              <w:rPr>
-                <w:rFonts w:ascii="Times New Roman" w:hAnsi="Times New Roman" w:cs="Times New Roman"/>
-                <w:sz w:val="26"/>
-                <w:szCs w:val="26"/>
-              </w:rPr>
-            </w:pPr>
-            <w:r>
-              <w:rPr>
-                <w:rFonts w:ascii="Times New Roman" w:hAnsi="Times New Roman" w:cs="Times New Roman"/>
-                <w:sz w:val="26"/>
-                <w:szCs w:val="26"/>
-              </w:rPr>
-              <w:t>[ ]</w:t>
-            </w:r>
-          </w:p>
-        </w:tc>
-        <w:tc>
-          <w:tcPr>
-            <w:tcW w:w="1606" w:type="dxa"/>
-            <w:tcBorders>
-              <w:left w:val="single" w:sz="4" w:space="0" w:color="000000"/>
-              <w:bottom w:val="single" w:sz="4" w:space="0" w:color="000000"/>
-            </w:tcBorders>
-          </w:tcPr>
-          <w:p>
-            <w:pPr>
-              <w:pStyle w:val="TableContents"/>
-              <w:spacing w:before="60" w:after="60" w:line="312" w:lineRule="auto"/>
-              <w:jc w:val="center"/>
-              <w:rPr>
-                <w:rFonts w:ascii="Times New Roman" w:hAnsi="Times New Roman" w:cs="Times New Roman"/>
-                <w:sz w:val="26"/>
-                <w:szCs w:val="26"/>
-              </w:rPr>
-            </w:pPr>
-          </w:p>
-        </w:tc>
-        <w:tc>
-          <w:tcPr>
-            <w:tcW w:w="1607" w:type="dxa"/>
+            <w:tcW w:w="1510" w:type="dxa"/>
+            <w:tcBorders>
+              <w:left w:val="single" w:sz="4" w:space="0" w:color="000000"/>
+              <w:bottom w:val="single" w:sz="4" w:space="0" w:color="000000"/>
+            </w:tcBorders>
+          </w:tcPr>
+          <w:p>
+            <w:pPr>
+              <w:pStyle w:val="TableContents"/>
+              <w:spacing w:before="60" w:after="60" w:line="312" w:lineRule="auto"/>
+              <w:rPr>
+                <w:rFonts w:ascii="Times New Roman" w:hAnsi="Times New Roman" w:cs="Times New Roman"/>
+                <w:sz w:val="26"/>
+                <w:szCs w:val="26"/>
+              </w:rPr>
+            </w:pPr>
+            <w:r>
+              <w:rPr>
+                <w:rFonts w:ascii="Times New Roman" w:hAnsi="Times New Roman" w:cs="Times New Roman"/>
+                <w:sz w:val="26"/>
+                <w:szCs w:val="26"/>
+              </w:rPr>
+              <w:t xml:space="preserve">[ </w:t>
+            </w:r>
+            <w:r>
+              <w:rPr>
+                <w:rFonts w:ascii="Times New Roman" w:hAnsi="Times New Roman" w:cs="Times New Roman"/>
+                <w:sz w:val="26"/>
+                <w:szCs w:val="26"/>
+              </w:rPr>
+              <w:t>x</w:t>
+            </w:r>
+            <w:r>
+              <w:rPr>
+                <w:rFonts w:ascii="Times New Roman" w:hAnsi="Times New Roman" w:cs="Times New Roman"/>
+                <w:sz w:val="26"/>
+                <w:szCs w:val="26"/>
+              </w:rPr>
+              <w:t>]</w:t>
+            </w:r>
+          </w:p>
+        </w:tc>
+        <w:tc>
+          <w:tcPr>
+            <w:tcW w:w="1510" w:type="dxa"/>
+            <w:tcBorders>
+              <w:left w:val="single" w:sz="4" w:space="0" w:color="000000"/>
+              <w:bottom w:val="single" w:sz="4" w:space="0" w:color="000000"/>
+            </w:tcBorders>
+          </w:tcPr>
+          <w:p>
+            <w:pPr>
+              <w:pStyle w:val="TableContents"/>
+              <w:spacing w:before="60" w:after="60" w:line="312" w:lineRule="auto"/>
+              <w:rPr>
+                <w:rFonts w:ascii="Times New Roman" w:hAnsi="Times New Roman" w:cs="Times New Roman"/>
+                <w:sz w:val="26"/>
+                <w:szCs w:val="26"/>
+              </w:rPr>
+            </w:pPr>
+            <w:r>
+              <w:rPr>
+                <w:rFonts w:ascii="Times New Roman" w:hAnsi="Times New Roman" w:cs="Times New Roman"/>
+                <w:sz w:val="26"/>
+                <w:szCs w:val="26"/>
+              </w:rPr>
+              <w:t>Đã test, không ghi nhận lỗi</w:t>
+            </w:r>
+          </w:p>
+        </w:tc>
+        <w:tc>
+          <w:tcPr>
+            <w:tcW w:w="1511" w:type="dxa"/>
             <w:tcBorders>
               <w:left w:val="single" w:sz="4" w:space="0" w:color="000000"/>
               <w:bottom w:val="single" w:sz="4" w:space="0" w:color="000000"/>
@@ -1585,7 +1608,7 @@
       <w:tr>
         <w:tc>
           <w:tcPr>
-            <w:tcW w:w="1606" w:type="dxa"/>
+            <w:tcW w:w="1509" w:type="dxa"/>
             <w:tcBorders>
               <w:left w:val="single" w:sz="4" w:space="0" w:color="000000"/>
               <w:bottom w:val="single" w:sz="4" w:space="0" w:color="000000"/>
@@ -1614,7 +1637,7 @@
         </w:tc>
         <w:tc>
           <w:tcPr>
-            <w:tcW w:w="1606" w:type="dxa"/>
+            <w:tcW w:w="1510" w:type="dxa"/>
             <w:tcBorders>
               <w:left w:val="single" w:sz="4" w:space="0" w:color="000000"/>
               <w:bottom w:val="single" w:sz="4" w:space="0" w:color="000000"/>
@@ -1642,7 +1665,7 @@
         </w:tc>
         <w:tc>
           <w:tcPr>
-            <w:tcW w:w="1607" w:type="dxa"/>
+            <w:tcW w:w="1511" w:type="dxa"/>
             <w:tcBorders>
               <w:left w:val="single" w:sz="4" w:space="0" w:color="000000"/>
               <w:bottom w:val="single" w:sz="4" w:space="0" w:color="000000"/>
@@ -1670,35 +1693,51 @@
         </w:tc>
         <w:tc>
           <w:tcPr>
-            <w:tcW w:w="1606" w:type="dxa"/>
-            <w:tcBorders>
-              <w:left w:val="single" w:sz="4" w:space="0" w:color="000000"/>
-              <w:bottom w:val="single" w:sz="4" w:space="0" w:color="000000"/>
-            </w:tcBorders>
-          </w:tcPr>
-          <w:p>
-            <w:pPr>
-              <w:pStyle w:val="TableContents"/>
-              <w:spacing w:before="60" w:after="60" w:line="312" w:lineRule="auto"/>
-              <w:rPr>
-                <w:rFonts w:ascii="Times New Roman" w:hAnsi="Times New Roman" w:cs="Times New Roman"/>
-                <w:sz w:val="26"/>
-                <w:szCs w:val="26"/>
-              </w:rPr>
-            </w:pPr>
-            <w:r>
-              <w:rPr>
-                <w:rFonts w:ascii="Times New Roman" w:hAnsi="Times New Roman" w:cs="Times New Roman"/>
-                <w:sz w:val="26"/>
-                <w:szCs w:val="26"/>
-              </w:rPr>
-              <w:t>[ ]</w:t>
-            </w:r>
-          </w:p>
-        </w:tc>
-        <w:tc>
-          <w:tcPr>
-            <w:tcW w:w="1606" w:type="dxa"/>
+            <w:tcW w:w="1510" w:type="dxa"/>
+            <w:tcBorders>
+              <w:left w:val="single" w:sz="4" w:space="0" w:color="000000"/>
+              <w:bottom w:val="single" w:sz="4" w:space="0" w:color="000000"/>
+            </w:tcBorders>
+          </w:tcPr>
+          <w:p>
+            <w:pPr>
+              <w:pStyle w:val="TableContents"/>
+              <w:spacing w:before="60" w:after="60" w:line="312" w:lineRule="auto"/>
+              <w:rPr>
+                <w:rFonts w:ascii="Times New Roman" w:hAnsi="Times New Roman" w:cs="Times New Roman"/>
+                <w:sz w:val="26"/>
+                <w:szCs w:val="26"/>
+              </w:rPr>
+            </w:pPr>
+            <w:r>
+              <w:rPr>
+                <w:rFonts w:ascii="Times New Roman" w:hAnsi="Times New Roman" w:cs="Times New Roman"/>
+                <w:sz w:val="26"/>
+                <w:szCs w:val="26"/>
+              </w:rPr>
+              <w:t xml:space="preserve">[ </w:t>
+            </w:r>
+            <w:r>
+              <w:rPr>
+                <w:rFonts w:ascii="Times New Roman" w:hAnsi="Times New Roman" w:cs="Times New Roman"/>
+                <w:sz w:val="26"/>
+                <w:szCs w:val="26"/>
+              </w:rPr>
+              <w:t>x</w:t>
+            </w:r>
+            <w:r>
+              <w:rPr>
+                <w:rFonts w:ascii="Times New Roman" w:hAnsi="Times New Roman" w:cs="Times New Roman"/>
+                <w:sz w:val="26"/>
+                <w:szCs w:val="26"/>
+              </w:rPr>
+              <w:t>]</w:t>
+            </w:r>
+          </w:p>
+        </w:tc>
+        <w:tc>
+          <w:tcPr>
+            <w:tcW w:w="1510" w:type="dxa"/>
             <w:tcBorders>
               <w:left w:val="single" w:sz="4" w:space="0" w:color="000000"/>
               <w:bottom w:val="single" w:sz="4" w:space="0" w:color="000000"/>
@@ -1715,11 +1754,19 @@
                 <w:szCs w:val="26"/>
               </w:rPr>
             </w:pPr>
-          </w:p>
-        </w:tc>
-        <w:tc>
-          <w:tcPr>
-            <w:tcW w:w="1607" w:type="dxa"/>
+            <w:r>
+              <w:rPr>
+                <w:rFonts w:ascii="Times New Roman" w:hAnsi="Times New Roman" w:cs="Times New Roman"/>
+                <w:sz w:val="26"/>
+                <w:szCs w:val="26"/>
+              </w:rPr>
+              <w:t>Đã test, không ghi nhận lỗi</w:t>
+            </w:r>
+          </w:p>
+        </w:tc>
+        <w:tc>
+          <w:tcPr>
+            <w:tcW w:w="1511" w:type="dxa"/>
             <w:tcBorders>
               <w:left w:val="single" w:sz="4" w:space="0" w:color="000000"/>
               <w:bottom w:val="single" w:sz="4" w:space="0" w:color="000000"/>
@@ -1742,7 +1789,7 @@
       <w:tr>
         <w:tc>
           <w:tcPr>
-            <w:tcW w:w="1606" w:type="dxa"/>
+            <w:tcW w:w="1509" w:type="dxa"/>
             <w:tcBorders>
               <w:left w:val="single" w:sz="4" w:space="0" w:color="000000"/>
               <w:bottom w:val="single" w:sz="4" w:space="0" w:color="000000"/>
@@ -1772,7 +1819,7 @@
         </w:tc>
         <w:tc>
           <w:tcPr>
-            <w:tcW w:w="1606" w:type="dxa"/>
+            <w:tcW w:w="1510" w:type="dxa"/>
             <w:tcBorders>
               <w:left w:val="single" w:sz="4" w:space="0" w:color="000000"/>
               <w:bottom w:val="single" w:sz="4" w:space="0" w:color="000000"/>
@@ -1800,7 +1847,7 @@
         </w:tc>
         <w:tc>
           <w:tcPr>
-            <w:tcW w:w="1607" w:type="dxa"/>
+            <w:tcW w:w="1511" w:type="dxa"/>
             <w:tcBorders>
               <w:left w:val="single" w:sz="4" w:space="0" w:color="000000"/>
               <w:bottom w:val="single" w:sz="4" w:space="0" w:color="000000"/>
@@ -1828,35 +1875,51 @@
         </w:tc>
         <w:tc>
           <w:tcPr>
-            <w:tcW w:w="1606" w:type="dxa"/>
-            <w:tcBorders>
-              <w:left w:val="single" w:sz="4" w:space="0" w:color="000000"/>
-              <w:bottom w:val="single" w:sz="4" w:space="0" w:color="000000"/>
-            </w:tcBorders>
-          </w:tcPr>
-          <w:p>
-            <w:pPr>
-              <w:pStyle w:val="TableContents"/>
-              <w:spacing w:before="60" w:after="60" w:line="312" w:lineRule="auto"/>
-              <w:rPr>
-                <w:rFonts w:ascii="Times New Roman" w:hAnsi="Times New Roman" w:cs="Times New Roman"/>
-                <w:sz w:val="26"/>
-                <w:szCs w:val="26"/>
-              </w:rPr>
-            </w:pPr>
-            <w:r>
-              <w:rPr>
-                <w:rFonts w:ascii="Times New Roman" w:hAnsi="Times New Roman" w:cs="Times New Roman"/>
-                <w:sz w:val="26"/>
-                <w:szCs w:val="26"/>
-              </w:rPr>
-              <w:t>[ ]</w:t>
-            </w:r>
-          </w:p>
-        </w:tc>
-        <w:tc>
-          <w:tcPr>
-            <w:tcW w:w="1606" w:type="dxa"/>
+            <w:tcW w:w="1510" w:type="dxa"/>
+            <w:tcBorders>
+              <w:left w:val="single" w:sz="4" w:space="0" w:color="000000"/>
+              <w:bottom w:val="single" w:sz="4" w:space="0" w:color="000000"/>
+            </w:tcBorders>
+          </w:tcPr>
+          <w:p>
+            <w:pPr>
+              <w:pStyle w:val="TableContents"/>
+              <w:spacing w:before="60" w:after="60" w:line="312" w:lineRule="auto"/>
+              <w:rPr>
+                <w:rFonts w:ascii="Times New Roman" w:hAnsi="Times New Roman" w:cs="Times New Roman"/>
+                <w:sz w:val="26"/>
+                <w:szCs w:val="26"/>
+              </w:rPr>
+            </w:pPr>
+            <w:r>
+              <w:rPr>
+                <w:rFonts w:ascii="Times New Roman" w:hAnsi="Times New Roman" w:cs="Times New Roman"/>
+                <w:sz w:val="26"/>
+                <w:szCs w:val="26"/>
+              </w:rPr>
+              <w:t xml:space="preserve">[ </w:t>
+            </w:r>
+            <w:r>
+              <w:rPr>
+                <w:rFonts w:ascii="Times New Roman" w:hAnsi="Times New Roman" w:cs="Times New Roman"/>
+                <w:sz w:val="26"/>
+                <w:szCs w:val="26"/>
+              </w:rPr>
+              <w:t>x</w:t>
+            </w:r>
+            <w:r>
+              <w:rPr>
+                <w:rFonts w:ascii="Times New Roman" w:hAnsi="Times New Roman" w:cs="Times New Roman"/>
+                <w:sz w:val="26"/>
+                <w:szCs w:val="26"/>
+              </w:rPr>
+              <w:t>]</w:t>
+            </w:r>
+          </w:p>
+        </w:tc>
+        <w:tc>
+          <w:tcPr>
+            <w:tcW w:w="1510" w:type="dxa"/>
             <w:tcBorders>
               <w:left w:val="single" w:sz="4" w:space="0" w:color="000000"/>
               <w:bottom w:val="single" w:sz="4" w:space="0" w:color="000000"/>
@@ -1873,11 +1936,19 @@
                 <w:szCs w:val="26"/>
               </w:rPr>
             </w:pPr>
-          </w:p>
-        </w:tc>
-        <w:tc>
-          <w:tcPr>
-            <w:tcW w:w="1607" w:type="dxa"/>
+            <w:r>
+              <w:rPr>
+                <w:rFonts w:ascii="Times New Roman" w:hAnsi="Times New Roman" w:cs="Times New Roman"/>
+                <w:sz w:val="26"/>
+                <w:szCs w:val="26"/>
+              </w:rPr>
+              <w:t>Đã test, không ghi nhận lỗi</w:t>
+            </w:r>
+          </w:p>
+        </w:tc>
+        <w:tc>
+          <w:tcPr>
+            <w:tcW w:w="1511" w:type="dxa"/>
             <w:tcBorders>
               <w:left w:val="single" w:sz="4" w:space="0" w:color="000000"/>
               <w:bottom w:val="single" w:sz="4" w:space="0" w:color="000000"/>
@@ -1900,7 +1971,7 @@
       <w:tr>
         <w:tc>
           <w:tcPr>
-            <w:tcW w:w="1606" w:type="dxa"/>
+            <w:tcW w:w="1509" w:type="dxa"/>
             <w:tcBorders>
               <w:left w:val="single" w:sz="4" w:space="0" w:color="000000"/>
               <w:bottom w:val="single" w:sz="4" w:space="0" w:color="000000"/>
@@ -1929,7 +2000,7 @@
         </w:tc>
         <w:tc>
           <w:tcPr>
-            <w:tcW w:w="1606" w:type="dxa"/>
+            <w:tcW w:w="1510" w:type="dxa"/>
             <w:tcBorders>
               <w:left w:val="single" w:sz="4" w:space="0" w:color="000000"/>
               <w:bottom w:val="single" w:sz="4" w:space="0" w:color="000000"/>
@@ -1957,7 +2028,7 @@
         </w:tc>
         <w:tc>
           <w:tcPr>
-            <w:tcW w:w="1607" w:type="dxa"/>
+            <w:tcW w:w="1511" w:type="dxa"/>
             <w:tcBorders>
               <w:left w:val="single" w:sz="4" w:space="0" w:color="000000"/>
               <w:bottom w:val="single" w:sz="4" w:space="0" w:color="000000"/>
@@ -1985,35 +2056,51 @@
         </w:tc>
         <w:tc>
           <w:tcPr>
-            <w:tcW w:w="1606" w:type="dxa"/>
-            <w:tcBorders>
-              <w:left w:val="single" w:sz="4" w:space="0" w:color="000000"/>
-              <w:bottom w:val="single" w:sz="4" w:space="0" w:color="000000"/>
-            </w:tcBorders>
-          </w:tcPr>
-          <w:p>
-            <w:pPr>
-              <w:pStyle w:val="TableContents"/>
-              <w:spacing w:before="60" w:after="60" w:line="312" w:lineRule="auto"/>
-              <w:rPr>
-                <w:rFonts w:ascii="Times New Roman" w:hAnsi="Times New Roman" w:cs="Times New Roman"/>
-                <w:sz w:val="26"/>
-                <w:szCs w:val="26"/>
-              </w:rPr>
-            </w:pPr>
-            <w:r>
-              <w:rPr>
-                <w:rFonts w:ascii="Times New Roman" w:hAnsi="Times New Roman" w:cs="Times New Roman"/>
-                <w:sz w:val="26"/>
-                <w:szCs w:val="26"/>
-              </w:rPr>
-              <w:t>[ ]</w:t>
-            </w:r>
-          </w:p>
-        </w:tc>
-        <w:tc>
-          <w:tcPr>
-            <w:tcW w:w="1606" w:type="dxa"/>
+            <w:tcW w:w="1510" w:type="dxa"/>
+            <w:tcBorders>
+              <w:left w:val="single" w:sz="4" w:space="0" w:color="000000"/>
+              <w:bottom w:val="single" w:sz="4" w:space="0" w:color="000000"/>
+            </w:tcBorders>
+          </w:tcPr>
+          <w:p>
+            <w:pPr>
+              <w:pStyle w:val="TableContents"/>
+              <w:spacing w:before="60" w:after="60" w:line="312" w:lineRule="auto"/>
+              <w:rPr>
+                <w:rFonts w:ascii="Times New Roman" w:hAnsi="Times New Roman" w:cs="Times New Roman"/>
+                <w:sz w:val="26"/>
+                <w:szCs w:val="26"/>
+              </w:rPr>
+            </w:pPr>
+            <w:r>
+              <w:rPr>
+                <w:rFonts w:ascii="Times New Roman" w:hAnsi="Times New Roman" w:cs="Times New Roman"/>
+                <w:sz w:val="26"/>
+                <w:szCs w:val="26"/>
+              </w:rPr>
+              <w:t xml:space="preserve">[ </w:t>
+            </w:r>
+            <w:r>
+              <w:rPr>
+                <w:rFonts w:ascii="Times New Roman" w:hAnsi="Times New Roman" w:cs="Times New Roman"/>
+                <w:sz w:val="26"/>
+                <w:szCs w:val="26"/>
+              </w:rPr>
+              <w:t>x</w:t>
+            </w:r>
+            <w:r>
+              <w:rPr>
+                <w:rFonts w:ascii="Times New Roman" w:hAnsi="Times New Roman" w:cs="Times New Roman"/>
+                <w:sz w:val="26"/>
+                <w:szCs w:val="26"/>
+              </w:rPr>
+              <w:t>]</w:t>
+            </w:r>
+          </w:p>
+        </w:tc>
+        <w:tc>
+          <w:tcPr>
+            <w:tcW w:w="1510" w:type="dxa"/>
             <w:tcBorders>
               <w:left w:val="single" w:sz="4" w:space="0" w:color="000000"/>
               <w:bottom w:val="single" w:sz="4" w:space="0" w:color="000000"/>
@@ -2030,11 +2117,19 @@
                 <w:szCs w:val="26"/>
               </w:rPr>
             </w:pPr>
-          </w:p>
-        </w:tc>
-        <w:tc>
-          <w:tcPr>
-            <w:tcW w:w="1607" w:type="dxa"/>
+            <w:r>
+              <w:rPr>
+                <w:rFonts w:ascii="Times New Roman" w:hAnsi="Times New Roman" w:cs="Times New Roman"/>
+                <w:sz w:val="26"/>
+                <w:szCs w:val="26"/>
+              </w:rPr>
+              <w:t>Đã test, không ghi nhận lỗi</w:t>
+            </w:r>
+          </w:p>
+        </w:tc>
+        <w:tc>
+          <w:tcPr>
+            <w:tcW w:w="1511" w:type="dxa"/>
             <w:tcBorders>
               <w:left w:val="single" w:sz="4" w:space="0" w:color="000000"/>
               <w:bottom w:val="single" w:sz="4" w:space="0" w:color="000000"/>
@@ -2057,7 +2152,7 @@
       <w:tr>
         <w:tc>
           <w:tcPr>
-            <w:tcW w:w="1606" w:type="dxa"/>
+            <w:tcW w:w="1509" w:type="dxa"/>
             <w:tcBorders>
               <w:left w:val="single" w:sz="4" w:space="0" w:color="000000"/>
               <w:bottom w:val="single" w:sz="4" w:space="0" w:color="000000"/>
@@ -2086,7 +2181,7 @@
         </w:tc>
         <w:tc>
           <w:tcPr>
-            <w:tcW w:w="1606" w:type="dxa"/>
+            <w:tcW w:w="1510" w:type="dxa"/>
             <w:tcBorders>
               <w:left w:val="single" w:sz="4" w:space="0" w:color="000000"/>
               <w:bottom w:val="single" w:sz="4" w:space="0" w:color="000000"/>
@@ -2114,7 +2209,7 @@
         </w:tc>
         <w:tc>
           <w:tcPr>
-            <w:tcW w:w="1607" w:type="dxa"/>
+            <w:tcW w:w="1511" w:type="dxa"/>
             <w:tcBorders>
               <w:left w:val="single" w:sz="4" w:space="0" w:color="000000"/>
               <w:bottom w:val="single" w:sz="4" w:space="0" w:color="000000"/>
@@ -2142,35 +2237,51 @@
         </w:tc>
         <w:tc>
           <w:tcPr>
-            <w:tcW w:w="1606" w:type="dxa"/>
-            <w:tcBorders>
-              <w:left w:val="single" w:sz="4" w:space="0" w:color="000000"/>
-              <w:bottom w:val="single" w:sz="4" w:space="0" w:color="000000"/>
-            </w:tcBorders>
-          </w:tcPr>
-          <w:p>
-            <w:pPr>
-              <w:pStyle w:val="TableContents"/>
-              <w:spacing w:before="60" w:after="60" w:line="312" w:lineRule="auto"/>
-              <w:rPr>
-                <w:rFonts w:ascii="Times New Roman" w:hAnsi="Times New Roman" w:cs="Times New Roman"/>
-                <w:sz w:val="26"/>
-                <w:szCs w:val="26"/>
-              </w:rPr>
-            </w:pPr>
-            <w:r>
-              <w:rPr>
-                <w:rFonts w:ascii="Times New Roman" w:hAnsi="Times New Roman" w:cs="Times New Roman"/>
-                <w:sz w:val="26"/>
-                <w:szCs w:val="26"/>
-              </w:rPr>
-              <w:t>[ ]</w:t>
-            </w:r>
-          </w:p>
-        </w:tc>
-        <w:tc>
-          <w:tcPr>
-            <w:tcW w:w="1606" w:type="dxa"/>
+            <w:tcW w:w="1510" w:type="dxa"/>
+            <w:tcBorders>
+              <w:left w:val="single" w:sz="4" w:space="0" w:color="000000"/>
+              <w:bottom w:val="single" w:sz="4" w:space="0" w:color="000000"/>
+            </w:tcBorders>
+          </w:tcPr>
+          <w:p>
+            <w:pPr>
+              <w:pStyle w:val="TableContents"/>
+              <w:spacing w:before="60" w:after="60" w:line="312" w:lineRule="auto"/>
+              <w:rPr>
+                <w:rFonts w:ascii="Times New Roman" w:hAnsi="Times New Roman" w:cs="Times New Roman"/>
+                <w:sz w:val="26"/>
+                <w:szCs w:val="26"/>
+              </w:rPr>
+            </w:pPr>
+            <w:r>
+              <w:rPr>
+                <w:rFonts w:ascii="Times New Roman" w:hAnsi="Times New Roman" w:cs="Times New Roman"/>
+                <w:sz w:val="26"/>
+                <w:szCs w:val="26"/>
+              </w:rPr>
+              <w:t xml:space="preserve">[ </w:t>
+            </w:r>
+            <w:r>
+              <w:rPr>
+                <w:rFonts w:ascii="Times New Roman" w:hAnsi="Times New Roman" w:cs="Times New Roman"/>
+                <w:sz w:val="26"/>
+                <w:szCs w:val="26"/>
+              </w:rPr>
+              <w:t>x</w:t>
+            </w:r>
+            <w:r>
+              <w:rPr>
+                <w:rFonts w:ascii="Times New Roman" w:hAnsi="Times New Roman" w:cs="Times New Roman"/>
+                <w:sz w:val="26"/>
+                <w:szCs w:val="26"/>
+              </w:rPr>
+              <w:t>]</w:t>
+            </w:r>
+          </w:p>
+        </w:tc>
+        <w:tc>
+          <w:tcPr>
+            <w:tcW w:w="1510" w:type="dxa"/>
             <w:tcBorders>
               <w:left w:val="single" w:sz="4" w:space="0" w:color="000000"/>
               <w:bottom w:val="single" w:sz="4" w:space="0" w:color="000000"/>
@@ -2187,11 +2298,19 @@
                 <w:szCs w:val="26"/>
               </w:rPr>
             </w:pPr>
-          </w:p>
-        </w:tc>
-        <w:tc>
-          <w:tcPr>
-            <w:tcW w:w="1607" w:type="dxa"/>
+            <w:r>
+              <w:rPr>
+                <w:rFonts w:ascii="Times New Roman" w:hAnsi="Times New Roman" w:cs="Times New Roman"/>
+                <w:sz w:val="26"/>
+                <w:szCs w:val="26"/>
+              </w:rPr>
+              <w:t>Đã test, không ghi nhận lỗi</w:t>
+            </w:r>
+          </w:p>
+        </w:tc>
+        <w:tc>
+          <w:tcPr>
+            <w:tcW w:w="1511" w:type="dxa"/>
             <w:tcBorders>
               <w:left w:val="single" w:sz="4" w:space="0" w:color="000000"/>
               <w:bottom w:val="single" w:sz="4" w:space="0" w:color="000000"/>
@@ -2214,7 +2333,7 @@
       <w:tr>
         <w:tc>
           <w:tcPr>
-            <w:tcW w:w="1606" w:type="dxa"/>
+            <w:tcW w:w="1509" w:type="dxa"/>
             <w:tcBorders>
               <w:left w:val="single" w:sz="4" w:space="0" w:color="000000"/>
               <w:bottom w:val="single" w:sz="4" w:space="0" w:color="000000"/>
@@ -2243,7 +2362,7 @@
         </w:tc>
         <w:tc>
           <w:tcPr>
-            <w:tcW w:w="1606" w:type="dxa"/>
+            <w:tcW w:w="1510" w:type="dxa"/>
             <w:tcBorders>
               <w:left w:val="single" w:sz="4" w:space="0" w:color="000000"/>
               <w:bottom w:val="single" w:sz="4" w:space="0" w:color="000000"/>
@@ -2271,7 +2390,7 @@
         </w:tc>
         <w:tc>
           <w:tcPr>
-            <w:tcW w:w="1607" w:type="dxa"/>
+            <w:tcW w:w="1511" w:type="dxa"/>
             <w:tcBorders>
               <w:left w:val="single" w:sz="4" w:space="0" w:color="000000"/>
               <w:bottom w:val="single" w:sz="4" w:space="0" w:color="000000"/>
@@ -2299,35 +2418,51 @@
         </w:tc>
         <w:tc>
           <w:tcPr>
-            <w:tcW w:w="1606" w:type="dxa"/>
-            <w:tcBorders>
-              <w:left w:val="single" w:sz="4" w:space="0" w:color="000000"/>
-              <w:bottom w:val="single" w:sz="4" w:space="0" w:color="000000"/>
-            </w:tcBorders>
-          </w:tcPr>
-          <w:p>
-            <w:pPr>
-              <w:pStyle w:val="TableContents"/>
-              <w:spacing w:before="60" w:after="60" w:line="312" w:lineRule="auto"/>
-              <w:rPr>
-                <w:rFonts w:ascii="Times New Roman" w:hAnsi="Times New Roman" w:cs="Times New Roman"/>
-                <w:sz w:val="26"/>
-                <w:szCs w:val="26"/>
-              </w:rPr>
-            </w:pPr>
-            <w:r>
-              <w:rPr>
-                <w:rFonts w:ascii="Times New Roman" w:hAnsi="Times New Roman" w:cs="Times New Roman"/>
-                <w:sz w:val="26"/>
-                <w:szCs w:val="26"/>
-              </w:rPr>
-              <w:t>[ ]</w:t>
-            </w:r>
-          </w:p>
-        </w:tc>
-        <w:tc>
-          <w:tcPr>
-            <w:tcW w:w="1606" w:type="dxa"/>
+            <w:tcW w:w="1510" w:type="dxa"/>
+            <w:tcBorders>
+              <w:left w:val="single" w:sz="4" w:space="0" w:color="000000"/>
+              <w:bottom w:val="single" w:sz="4" w:space="0" w:color="000000"/>
+            </w:tcBorders>
+          </w:tcPr>
+          <w:p>
+            <w:pPr>
+              <w:pStyle w:val="TableContents"/>
+              <w:spacing w:before="60" w:after="60" w:line="312" w:lineRule="auto"/>
+              <w:rPr>
+                <w:rFonts w:ascii="Times New Roman" w:hAnsi="Times New Roman" w:cs="Times New Roman"/>
+                <w:sz w:val="26"/>
+                <w:szCs w:val="26"/>
+              </w:rPr>
+            </w:pPr>
+            <w:r>
+              <w:rPr>
+                <w:rFonts w:ascii="Times New Roman" w:hAnsi="Times New Roman" w:cs="Times New Roman"/>
+                <w:sz w:val="26"/>
+                <w:szCs w:val="26"/>
+              </w:rPr>
+              <w:t xml:space="preserve">[ </w:t>
+            </w:r>
+            <w:r>
+              <w:rPr>
+                <w:rFonts w:ascii="Times New Roman" w:hAnsi="Times New Roman" w:cs="Times New Roman"/>
+                <w:sz w:val="26"/>
+                <w:szCs w:val="26"/>
+              </w:rPr>
+              <w:t>x</w:t>
+            </w:r>
+            <w:r>
+              <w:rPr>
+                <w:rFonts w:ascii="Times New Roman" w:hAnsi="Times New Roman" w:cs="Times New Roman"/>
+                <w:sz w:val="26"/>
+                <w:szCs w:val="26"/>
+              </w:rPr>
+              <w:t>]</w:t>
+            </w:r>
+          </w:p>
+        </w:tc>
+        <w:tc>
+          <w:tcPr>
+            <w:tcW w:w="1510" w:type="dxa"/>
             <w:tcBorders>
               <w:left w:val="single" w:sz="4" w:space="0" w:color="000000"/>
               <w:bottom w:val="single" w:sz="4" w:space="0" w:color="000000"/>
@@ -2344,11 +2479,19 @@
                 <w:szCs w:val="26"/>
               </w:rPr>
             </w:pPr>
-          </w:p>
-        </w:tc>
-        <w:tc>
-          <w:tcPr>
-            <w:tcW w:w="1607" w:type="dxa"/>
+            <w:r>
+              <w:rPr>
+                <w:rFonts w:ascii="Times New Roman" w:hAnsi="Times New Roman" w:cs="Times New Roman"/>
+                <w:sz w:val="26"/>
+                <w:szCs w:val="26"/>
+              </w:rPr>
+              <w:t>Đã test, không ghi nhận lỗi</w:t>
+            </w:r>
+          </w:p>
+        </w:tc>
+        <w:tc>
+          <w:tcPr>
+            <w:tcW w:w="1511" w:type="dxa"/>
             <w:tcBorders>
               <w:left w:val="single" w:sz="4" w:space="0" w:color="000000"/>
               <w:bottom w:val="single" w:sz="4" w:space="0" w:color="000000"/>
@@ -2371,7 +2514,7 @@
       <w:tr>
         <w:tc>
           <w:tcPr>
-            <w:tcW w:w="1606" w:type="dxa"/>
+            <w:tcW w:w="1509" w:type="dxa"/>
             <w:tcBorders>
               <w:left w:val="single" w:sz="4" w:space="0" w:color="000000"/>
               <w:bottom w:val="single" w:sz="4" w:space="0" w:color="000000"/>
@@ -2400,7 +2543,7 @@
         </w:tc>
         <w:tc>
           <w:tcPr>
-            <w:tcW w:w="1606" w:type="dxa"/>
+            <w:tcW w:w="1510" w:type="dxa"/>
             <w:tcBorders>
               <w:left w:val="single" w:sz="4" w:space="0" w:color="000000"/>
               <w:bottom w:val="single" w:sz="4" w:space="0" w:color="000000"/>
@@ -2437,7 +2580,7 @@
         </w:tc>
         <w:tc>
           <w:tcPr>
-            <w:tcW w:w="1607" w:type="dxa"/>
+            <w:tcW w:w="1511" w:type="dxa"/>
             <w:tcBorders>
               <w:left w:val="single" w:sz="4" w:space="0" w:color="000000"/>
               <w:bottom w:val="single" w:sz="4" w:space="0" w:color="000000"/>
@@ -2475,7 +2618,7 @@
         </w:tc>
         <w:tc>
           <w:tcPr>
-            <w:tcW w:w="1606" w:type="dxa"/>
+            <w:tcW w:w="1510" w:type="dxa"/>
             <w:tcBorders>
               <w:left w:val="single" w:sz="4" w:space="0" w:color="000000"/>
               <w:bottom w:val="single" w:sz="4" w:space="0" w:color="000000"/>
@@ -2498,13 +2641,29 @@
                 <w:szCs w:val="26"/>
               </w:rPr>
               <w:lastRenderedPageBreak/>
-              <w:t>[ ]</w:t>
-            </w:r>
-          </w:p>
-        </w:tc>
-        <w:tc>
-          <w:tcPr>
-            <w:tcW w:w="1606" w:type="dxa"/>
+              <w:t xml:space="preserve">[ </w:t>
+            </w:r>
+            <w:r>
+              <w:rPr>
+                <w:rFonts w:ascii="Times New Roman" w:hAnsi="Times New Roman" w:cs="Times New Roman"/>
+                <w:sz w:val="26"/>
+                <w:szCs w:val="26"/>
+              </w:rPr>
+              <w:t>x</w:t>
+            </w:r>
+            <w:r>
+              <w:rPr>
+                <w:rFonts w:ascii="Times New Roman" w:hAnsi="Times New Roman" w:cs="Times New Roman"/>
+                <w:sz w:val="26"/>
+                <w:szCs w:val="26"/>
+              </w:rPr>
+              <w:t>]</w:t>
+            </w:r>
+          </w:p>
+        </w:tc>
+        <w:tc>
+          <w:tcPr>
+            <w:tcW w:w="1510" w:type="dxa"/>
             <w:tcBorders>
               <w:left w:val="single" w:sz="4" w:space="0" w:color="000000"/>
               <w:bottom w:val="single" w:sz="4" w:space="0" w:color="000000"/>
@@ -2521,11 +2680,28 @@
                 <w:szCs w:val="26"/>
               </w:rPr>
             </w:pPr>
-          </w:p>
-        </w:tc>
-        <w:tc>
-          <w:tcPr>
-            <w:tcW w:w="1607" w:type="dxa"/>
+            <w:r>
+              <w:rPr>
+                <w:rFonts w:ascii="Times New Roman" w:hAnsi="Times New Roman" w:cs="Times New Roman"/>
+                <w:sz w:val="26"/>
+                <w:szCs w:val="26"/>
+              </w:rPr>
+              <w:t xml:space="preserve">Đã test, không ghi </w:t>
+            </w:r>
+            <w:r>
+              <w:rPr>
+                <w:rFonts w:ascii="Times New Roman" w:hAnsi="Times New Roman" w:cs="Times New Roman"/>
+                <w:sz w:val="26"/>
+                <w:szCs w:val="26"/>
+              </w:rPr>
+              <w:lastRenderedPageBreak/>
+              <w:t>nhận lỗi</w:t>
+            </w:r>
+          </w:p>
+        </w:tc>
+        <w:tc>
+          <w:tcPr>
+            <w:tcW w:w="1511" w:type="dxa"/>
             <w:tcBorders>
               <w:left w:val="single" w:sz="4" w:space="0" w:color="000000"/>
               <w:bottom w:val="single" w:sz="4" w:space="0" w:color="000000"/>
@@ -2634,7 +2810,7 @@
         </w:trPr>
         <w:tc>
           <w:tcPr>
-            <w:tcW w:w="1606" w:type="dxa"/>
+            <w:tcW w:w="1509" w:type="dxa"/>
             <w:tcBorders>
               <w:top w:val="single" w:sz="4" w:space="0" w:color="000000"/>
               <w:left w:val="single" w:sz="4" w:space="0" w:color="000000"/>
@@ -2663,7 +2839,7 @@
         </w:tc>
         <w:tc>
           <w:tcPr>
-            <w:tcW w:w="1606" w:type="dxa"/>
+            <w:tcW w:w="1510" w:type="dxa"/>
             <w:tcBorders>
               <w:top w:val="single" w:sz="4" w:space="0" w:color="000000"/>
               <w:left w:val="single" w:sz="4" w:space="0" w:color="000000"/>
@@ -2693,7 +2869,7 @@
         </w:tc>
         <w:tc>
           <w:tcPr>
-            <w:tcW w:w="1607" w:type="dxa"/>
+            <w:tcW w:w="1511" w:type="dxa"/>
             <w:tcBorders>
               <w:top w:val="single" w:sz="4" w:space="0" w:color="000000"/>
               <w:left w:val="single" w:sz="4" w:space="0" w:color="000000"/>
@@ -2723,7 +2899,7 @@
         </w:tc>
         <w:tc>
           <w:tcPr>
-            <w:tcW w:w="1606" w:type="dxa"/>
+            <w:tcW w:w="1510" w:type="dxa"/>
             <w:tcBorders>
               <w:top w:val="single" w:sz="4" w:space="0" w:color="000000"/>
               <w:left w:val="single" w:sz="4" w:space="0" w:color="000000"/>
@@ -2752,7 +2928,7 @@
         </w:tc>
         <w:tc>
           <w:tcPr>
-            <w:tcW w:w="1606" w:type="dxa"/>
+            <w:tcW w:w="1510" w:type="dxa"/>
             <w:tcBorders>
               <w:top w:val="single" w:sz="4" w:space="0" w:color="000000"/>
               <w:left w:val="single" w:sz="4" w:space="0" w:color="000000"/>
@@ -2781,7 +2957,7 @@
         </w:tc>
         <w:tc>
           <w:tcPr>
-            <w:tcW w:w="1607" w:type="dxa"/>
+            <w:tcW w:w="1511" w:type="dxa"/>
             <w:tcBorders>
               <w:top w:val="single" w:sz="4" w:space="0" w:color="000000"/>
               <w:left w:val="single" w:sz="4" w:space="0" w:color="000000"/>
@@ -2814,7 +2990,7 @@
       <w:tr>
         <w:tc>
           <w:tcPr>
-            <w:tcW w:w="1606" w:type="dxa"/>
+            <w:tcW w:w="1509" w:type="dxa"/>
             <w:tcBorders>
               <w:left w:val="single" w:sz="4" w:space="0" w:color="000000"/>
               <w:bottom w:val="single" w:sz="4" w:space="0" w:color="000000"/>
@@ -2843,7 +3019,7 @@
         </w:tc>
         <w:tc>
           <w:tcPr>
-            <w:tcW w:w="1606" w:type="dxa"/>
+            <w:tcW w:w="1510" w:type="dxa"/>
             <w:tcBorders>
               <w:left w:val="single" w:sz="4" w:space="0" w:color="000000"/>
               <w:bottom w:val="single" w:sz="4" w:space="0" w:color="000000"/>
@@ -2871,7 +3047,7 @@
         </w:tc>
         <w:tc>
           <w:tcPr>
-            <w:tcW w:w="1607" w:type="dxa"/>
+            <w:tcW w:w="1511" w:type="dxa"/>
             <w:tcBorders>
               <w:left w:val="single" w:sz="4" w:space="0" w:color="000000"/>
               <w:bottom w:val="single" w:sz="4" w:space="0" w:color="000000"/>
@@ -2899,35 +3075,51 @@
         </w:tc>
         <w:tc>
           <w:tcPr>
-            <w:tcW w:w="1606" w:type="dxa"/>
-            <w:tcBorders>
-              <w:left w:val="single" w:sz="4" w:space="0" w:color="000000"/>
-              <w:bottom w:val="single" w:sz="4" w:space="0" w:color="000000"/>
-            </w:tcBorders>
-          </w:tcPr>
-          <w:p>
-            <w:pPr>
-              <w:pStyle w:val="TableContents"/>
-              <w:spacing w:before="60" w:after="60" w:line="312" w:lineRule="auto"/>
-              <w:rPr>
-                <w:rFonts w:ascii="Times New Roman" w:hAnsi="Times New Roman" w:cs="Times New Roman"/>
-                <w:sz w:val="26"/>
-                <w:szCs w:val="26"/>
-              </w:rPr>
-            </w:pPr>
-            <w:r>
-              <w:rPr>
-                <w:rFonts w:ascii="Times New Roman" w:hAnsi="Times New Roman" w:cs="Times New Roman"/>
-                <w:sz w:val="26"/>
-                <w:szCs w:val="26"/>
-              </w:rPr>
-              <w:t>[ ]</w:t>
-            </w:r>
-          </w:p>
-        </w:tc>
-        <w:tc>
-          <w:tcPr>
-            <w:tcW w:w="1606" w:type="dxa"/>
+            <w:tcW w:w="1510" w:type="dxa"/>
+            <w:tcBorders>
+              <w:left w:val="single" w:sz="4" w:space="0" w:color="000000"/>
+              <w:bottom w:val="single" w:sz="4" w:space="0" w:color="000000"/>
+            </w:tcBorders>
+          </w:tcPr>
+          <w:p>
+            <w:pPr>
+              <w:pStyle w:val="TableContents"/>
+              <w:spacing w:before="60" w:after="60" w:line="312" w:lineRule="auto"/>
+              <w:rPr>
+                <w:rFonts w:ascii="Times New Roman" w:hAnsi="Times New Roman" w:cs="Times New Roman"/>
+                <w:sz w:val="26"/>
+                <w:szCs w:val="26"/>
+              </w:rPr>
+            </w:pPr>
+            <w:r>
+              <w:rPr>
+                <w:rFonts w:ascii="Times New Roman" w:hAnsi="Times New Roman" w:cs="Times New Roman"/>
+                <w:sz w:val="26"/>
+                <w:szCs w:val="26"/>
+              </w:rPr>
+              <w:t xml:space="preserve">[ </w:t>
+            </w:r>
+            <w:r>
+              <w:rPr>
+                <w:rFonts w:ascii="Times New Roman" w:hAnsi="Times New Roman" w:cs="Times New Roman"/>
+                <w:sz w:val="26"/>
+                <w:szCs w:val="26"/>
+              </w:rPr>
+              <w:t>x</w:t>
+            </w:r>
+            <w:r>
+              <w:rPr>
+                <w:rFonts w:ascii="Times New Roman" w:hAnsi="Times New Roman" w:cs="Times New Roman"/>
+                <w:sz w:val="26"/>
+                <w:szCs w:val="26"/>
+              </w:rPr>
+              <w:t>]</w:t>
+            </w:r>
+          </w:p>
+        </w:tc>
+        <w:tc>
+          <w:tcPr>
+            <w:tcW w:w="1510" w:type="dxa"/>
             <w:tcBorders>
               <w:left w:val="single" w:sz="4" w:space="0" w:color="000000"/>
               <w:bottom w:val="single" w:sz="4" w:space="0" w:color="000000"/>
@@ -2944,11 +3136,19 @@
                 <w:szCs w:val="26"/>
               </w:rPr>
             </w:pPr>
-          </w:p>
-        </w:tc>
-        <w:tc>
-          <w:tcPr>
-            <w:tcW w:w="1607" w:type="dxa"/>
+            <w:r>
+              <w:rPr>
+                <w:rFonts w:ascii="Times New Roman" w:hAnsi="Times New Roman" w:cs="Times New Roman"/>
+                <w:sz w:val="26"/>
+                <w:szCs w:val="26"/>
+              </w:rPr>
+              <w:t>Đã test, không ghi nhận lỗi</w:t>
+            </w:r>
+          </w:p>
+        </w:tc>
+        <w:tc>
+          <w:tcPr>
+            <w:tcW w:w="1511" w:type="dxa"/>
             <w:tcBorders>
               <w:left w:val="single" w:sz="4" w:space="0" w:color="000000"/>
               <w:bottom w:val="single" w:sz="4" w:space="0" w:color="000000"/>
@@ -2971,7 +3171,7 @@
       <w:tr>
         <w:tc>
           <w:tcPr>
-            <w:tcW w:w="1606" w:type="dxa"/>
+            <w:tcW w:w="1509" w:type="dxa"/>
             <w:tcBorders>
               <w:left w:val="single" w:sz="4" w:space="0" w:color="000000"/>
               <w:bottom w:val="single" w:sz="4" w:space="0" w:color="000000"/>
@@ -3000,7 +3200,7 @@
         </w:tc>
         <w:tc>
           <w:tcPr>
-            <w:tcW w:w="1606" w:type="dxa"/>
+            <w:tcW w:w="1510" w:type="dxa"/>
             <w:tcBorders>
               <w:left w:val="single" w:sz="4" w:space="0" w:color="000000"/>
               <w:bottom w:val="single" w:sz="4" w:space="0" w:color="000000"/>
@@ -3028,7 +3228,7 @@
         </w:tc>
         <w:tc>
           <w:tcPr>
-            <w:tcW w:w="1607" w:type="dxa"/>
+            <w:tcW w:w="1511" w:type="dxa"/>
             <w:tcBorders>
               <w:left w:val="single" w:sz="4" w:space="0" w:color="000000"/>
               <w:bottom w:val="single" w:sz="4" w:space="0" w:color="000000"/>
@@ -3056,35 +3256,51 @@
         </w:tc>
         <w:tc>
           <w:tcPr>
-            <w:tcW w:w="1606" w:type="dxa"/>
-            <w:tcBorders>
-              <w:left w:val="single" w:sz="4" w:space="0" w:color="000000"/>
-              <w:bottom w:val="single" w:sz="4" w:space="0" w:color="000000"/>
-            </w:tcBorders>
-          </w:tcPr>
-          <w:p>
-            <w:pPr>
-              <w:pStyle w:val="TableContents"/>
-              <w:spacing w:before="60" w:after="60" w:line="312" w:lineRule="auto"/>
-              <w:rPr>
-                <w:rFonts w:ascii="Times New Roman" w:hAnsi="Times New Roman" w:cs="Times New Roman"/>
-                <w:sz w:val="26"/>
-                <w:szCs w:val="26"/>
-              </w:rPr>
-            </w:pPr>
-            <w:r>
-              <w:rPr>
-                <w:rFonts w:ascii="Times New Roman" w:hAnsi="Times New Roman" w:cs="Times New Roman"/>
-                <w:sz w:val="26"/>
-                <w:szCs w:val="26"/>
-              </w:rPr>
-              <w:t>[ ]</w:t>
-            </w:r>
-          </w:p>
-        </w:tc>
-        <w:tc>
-          <w:tcPr>
-            <w:tcW w:w="1606" w:type="dxa"/>
+            <w:tcW w:w="1510" w:type="dxa"/>
+            <w:tcBorders>
+              <w:left w:val="single" w:sz="4" w:space="0" w:color="000000"/>
+              <w:bottom w:val="single" w:sz="4" w:space="0" w:color="000000"/>
+            </w:tcBorders>
+          </w:tcPr>
+          <w:p>
+            <w:pPr>
+              <w:pStyle w:val="TableContents"/>
+              <w:spacing w:before="60" w:after="60" w:line="312" w:lineRule="auto"/>
+              <w:rPr>
+                <w:rFonts w:ascii="Times New Roman" w:hAnsi="Times New Roman" w:cs="Times New Roman"/>
+                <w:sz w:val="26"/>
+                <w:szCs w:val="26"/>
+              </w:rPr>
+            </w:pPr>
+            <w:r>
+              <w:rPr>
+                <w:rFonts w:ascii="Times New Roman" w:hAnsi="Times New Roman" w:cs="Times New Roman"/>
+                <w:sz w:val="26"/>
+                <w:szCs w:val="26"/>
+              </w:rPr>
+              <w:t xml:space="preserve">[ </w:t>
+            </w:r>
+            <w:r>
+              <w:rPr>
+                <w:rFonts w:ascii="Times New Roman" w:hAnsi="Times New Roman" w:cs="Times New Roman"/>
+                <w:sz w:val="26"/>
+                <w:szCs w:val="26"/>
+              </w:rPr>
+              <w:t>x</w:t>
+            </w:r>
+            <w:r>
+              <w:rPr>
+                <w:rFonts w:ascii="Times New Roman" w:hAnsi="Times New Roman" w:cs="Times New Roman"/>
+                <w:sz w:val="26"/>
+                <w:szCs w:val="26"/>
+              </w:rPr>
+              <w:t>]</w:t>
+            </w:r>
+          </w:p>
+        </w:tc>
+        <w:tc>
+          <w:tcPr>
+            <w:tcW w:w="1510" w:type="dxa"/>
             <w:tcBorders>
               <w:left w:val="single" w:sz="4" w:space="0" w:color="000000"/>
               <w:bottom w:val="single" w:sz="4" w:space="0" w:color="000000"/>
@@ -3101,11 +3317,19 @@
                 <w:szCs w:val="26"/>
               </w:rPr>
             </w:pPr>
-          </w:p>
-        </w:tc>
-        <w:tc>
-          <w:tcPr>
-            <w:tcW w:w="1607" w:type="dxa"/>
+            <w:r>
+              <w:rPr>
+                <w:rFonts w:ascii="Times New Roman" w:hAnsi="Times New Roman" w:cs="Times New Roman"/>
+                <w:sz w:val="26"/>
+                <w:szCs w:val="26"/>
+              </w:rPr>
+              <w:t>Đã test, không ghi nhận lỗi</w:t>
+            </w:r>
+          </w:p>
+        </w:tc>
+        <w:tc>
+          <w:tcPr>
+            <w:tcW w:w="1511" w:type="dxa"/>
             <w:tcBorders>
               <w:left w:val="single" w:sz="4" w:space="0" w:color="000000"/>
               <w:bottom w:val="single" w:sz="4" w:space="0" w:color="000000"/>
@@ -3128,7 +3352,7 @@
       <w:tr>
         <w:tc>
           <w:tcPr>
-            <w:tcW w:w="1606" w:type="dxa"/>
+            <w:tcW w:w="1509" w:type="dxa"/>
             <w:tcBorders>
               <w:left w:val="single" w:sz="4" w:space="0" w:color="000000"/>
               <w:bottom w:val="single" w:sz="4" w:space="0" w:color="000000"/>
@@ -3157,7 +3381,7 @@
         </w:tc>
         <w:tc>
           <w:tcPr>
-            <w:tcW w:w="1606" w:type="dxa"/>
+            <w:tcW w:w="1510" w:type="dxa"/>
             <w:tcBorders>
               <w:left w:val="single" w:sz="4" w:space="0" w:color="000000"/>
               <w:bottom w:val="single" w:sz="4" w:space="0" w:color="000000"/>
@@ -3194,7 +3418,7 @@
         </w:tc>
         <w:tc>
           <w:tcPr>
-            <w:tcW w:w="1607" w:type="dxa"/>
+            <w:tcW w:w="1511" w:type="dxa"/>
             <w:tcBorders>
               <w:left w:val="single" w:sz="4" w:space="0" w:color="000000"/>
               <w:bottom w:val="single" w:sz="4" w:space="0" w:color="000000"/>
@@ -3232,7 +3456,7 @@
         </w:tc>
         <w:tc>
           <w:tcPr>
-            <w:tcW w:w="1606" w:type="dxa"/>
+            <w:tcW w:w="1510" w:type="dxa"/>
             <w:tcBorders>
               <w:left w:val="single" w:sz="4" w:space="0" w:color="000000"/>
               <w:bottom w:val="single" w:sz="4" w:space="0" w:color="000000"/>
@@ -3255,13 +3479,29 @@
                 <w:szCs w:val="26"/>
               </w:rPr>
               <w:lastRenderedPageBreak/>
-              <w:t>[ ]</w:t>
-            </w:r>
-          </w:p>
-        </w:tc>
-        <w:tc>
-          <w:tcPr>
-            <w:tcW w:w="1606" w:type="dxa"/>
+              <w:t xml:space="preserve">[ </w:t>
+            </w:r>
+            <w:r>
+              <w:rPr>
+                <w:rFonts w:ascii="Times New Roman" w:hAnsi="Times New Roman" w:cs="Times New Roman"/>
+                <w:sz w:val="26"/>
+                <w:szCs w:val="26"/>
+              </w:rPr>
+              <w:t>x</w:t>
+            </w:r>
+            <w:r>
+              <w:rPr>
+                <w:rFonts w:ascii="Times New Roman" w:hAnsi="Times New Roman" w:cs="Times New Roman"/>
+                <w:sz w:val="26"/>
+                <w:szCs w:val="26"/>
+              </w:rPr>
+              <w:t>]</w:t>
+            </w:r>
+          </w:p>
+        </w:tc>
+        <w:tc>
+          <w:tcPr>
+            <w:tcW w:w="1510" w:type="dxa"/>
             <w:tcBorders>
               <w:left w:val="single" w:sz="4" w:space="0" w:color="000000"/>
               <w:bottom w:val="single" w:sz="4" w:space="0" w:color="000000"/>
@@ -3278,11 +3518,28 @@
                 <w:szCs w:val="26"/>
               </w:rPr>
             </w:pPr>
-          </w:p>
-        </w:tc>
-        <w:tc>
-          <w:tcPr>
-            <w:tcW w:w="1607" w:type="dxa"/>
+            <w:r>
+              <w:rPr>
+                <w:rFonts w:ascii="Times New Roman" w:hAnsi="Times New Roman" w:cs="Times New Roman"/>
+                <w:sz w:val="26"/>
+                <w:szCs w:val="26"/>
+              </w:rPr>
+              <w:t xml:space="preserve">Đã test, </w:t>
+            </w:r>
+            <w:r>
+              <w:rPr>
+                <w:rFonts w:ascii="Times New Roman" w:hAnsi="Times New Roman" w:cs="Times New Roman"/>
+                <w:sz w:val="26"/>
+                <w:szCs w:val="26"/>
+              </w:rPr>
+              <w:lastRenderedPageBreak/>
+              <w:t>không ghi nhận lỗi</w:t>
+            </w:r>
+          </w:p>
+        </w:tc>
+        <w:tc>
+          <w:tcPr>
+            <w:tcW w:w="1511" w:type="dxa"/>
             <w:tcBorders>
               <w:left w:val="single" w:sz="4" w:space="0" w:color="000000"/>
               <w:bottom w:val="single" w:sz="4" w:space="0" w:color="000000"/>
@@ -3305,7 +3562,7 @@
       <w:tr>
         <w:tc>
           <w:tcPr>
-            <w:tcW w:w="1606" w:type="dxa"/>
+            <w:tcW w:w="1509" w:type="dxa"/>
             <w:tcBorders>
               <w:left w:val="single" w:sz="4" w:space="0" w:color="000000"/>
               <w:bottom w:val="single" w:sz="4" w:space="0" w:color="000000"/>
@@ -3334,7 +3591,7 @@
         </w:tc>
         <w:tc>
           <w:tcPr>
-            <w:tcW w:w="1606" w:type="dxa"/>
+            <w:tcW w:w="1510" w:type="dxa"/>
             <w:tcBorders>
               <w:left w:val="single" w:sz="4" w:space="0" w:color="000000"/>
               <w:bottom w:val="single" w:sz="4" w:space="0" w:color="000000"/>
@@ -3362,7 +3619,7 @@
         </w:tc>
         <w:tc>
           <w:tcPr>
-            <w:tcW w:w="1607" w:type="dxa"/>
+            <w:tcW w:w="1511" w:type="dxa"/>
             <w:tcBorders>
               <w:left w:val="single" w:sz="4" w:space="0" w:color="000000"/>
               <w:bottom w:val="single" w:sz="4" w:space="0" w:color="000000"/>
@@ -3390,35 +3647,51 @@
         </w:tc>
         <w:tc>
           <w:tcPr>
-            <w:tcW w:w="1606" w:type="dxa"/>
-            <w:tcBorders>
-              <w:left w:val="single" w:sz="4" w:space="0" w:color="000000"/>
-              <w:bottom w:val="single" w:sz="4" w:space="0" w:color="000000"/>
-            </w:tcBorders>
-          </w:tcPr>
-          <w:p>
-            <w:pPr>
-              <w:pStyle w:val="TableContents"/>
-              <w:spacing w:before="60" w:after="60" w:line="312" w:lineRule="auto"/>
-              <w:rPr>
-                <w:rFonts w:ascii="Times New Roman" w:hAnsi="Times New Roman" w:cs="Times New Roman"/>
-                <w:sz w:val="26"/>
-                <w:szCs w:val="26"/>
-              </w:rPr>
-            </w:pPr>
-            <w:r>
-              <w:rPr>
-                <w:rFonts w:ascii="Times New Roman" w:hAnsi="Times New Roman" w:cs="Times New Roman"/>
-                <w:sz w:val="26"/>
-                <w:szCs w:val="26"/>
-              </w:rPr>
-              <w:t>[ ]</w:t>
-            </w:r>
-          </w:p>
-        </w:tc>
-        <w:tc>
-          <w:tcPr>
-            <w:tcW w:w="1606" w:type="dxa"/>
+            <w:tcW w:w="1510" w:type="dxa"/>
+            <w:tcBorders>
+              <w:left w:val="single" w:sz="4" w:space="0" w:color="000000"/>
+              <w:bottom w:val="single" w:sz="4" w:space="0" w:color="000000"/>
+            </w:tcBorders>
+          </w:tcPr>
+          <w:p>
+            <w:pPr>
+              <w:pStyle w:val="TableContents"/>
+              <w:spacing w:before="60" w:after="60" w:line="312" w:lineRule="auto"/>
+              <w:rPr>
+                <w:rFonts w:ascii="Times New Roman" w:hAnsi="Times New Roman" w:cs="Times New Roman"/>
+                <w:sz w:val="26"/>
+                <w:szCs w:val="26"/>
+              </w:rPr>
+            </w:pPr>
+            <w:r>
+              <w:rPr>
+                <w:rFonts w:ascii="Times New Roman" w:hAnsi="Times New Roman" w:cs="Times New Roman"/>
+                <w:sz w:val="26"/>
+                <w:szCs w:val="26"/>
+              </w:rPr>
+              <w:t xml:space="preserve">[ </w:t>
+            </w:r>
+            <w:r>
+              <w:rPr>
+                <w:rFonts w:ascii="Times New Roman" w:hAnsi="Times New Roman" w:cs="Times New Roman"/>
+                <w:sz w:val="26"/>
+                <w:szCs w:val="26"/>
+              </w:rPr>
+              <w:t>x</w:t>
+            </w:r>
+            <w:r>
+              <w:rPr>
+                <w:rFonts w:ascii="Times New Roman" w:hAnsi="Times New Roman" w:cs="Times New Roman"/>
+                <w:sz w:val="26"/>
+                <w:szCs w:val="26"/>
+              </w:rPr>
+              <w:t>]</w:t>
+            </w:r>
+          </w:p>
+        </w:tc>
+        <w:tc>
+          <w:tcPr>
+            <w:tcW w:w="1510" w:type="dxa"/>
             <w:tcBorders>
               <w:left w:val="single" w:sz="4" w:space="0" w:color="000000"/>
               <w:bottom w:val="single" w:sz="4" w:space="0" w:color="000000"/>
@@ -3435,11 +3708,19 @@
                 <w:szCs w:val="26"/>
               </w:rPr>
             </w:pPr>
-          </w:p>
-        </w:tc>
-        <w:tc>
-          <w:tcPr>
-            <w:tcW w:w="1607" w:type="dxa"/>
+            <w:r>
+              <w:rPr>
+                <w:rFonts w:ascii="Times New Roman" w:hAnsi="Times New Roman" w:cs="Times New Roman"/>
+                <w:sz w:val="26"/>
+                <w:szCs w:val="26"/>
+              </w:rPr>
+              <w:t>Đã test, không ghi nhận lỗi</w:t>
+            </w:r>
+          </w:p>
+        </w:tc>
+        <w:tc>
+          <w:tcPr>
+            <w:tcW w:w="1511" w:type="dxa"/>
             <w:tcBorders>
               <w:left w:val="single" w:sz="4" w:space="0" w:color="000000"/>
               <w:bottom w:val="single" w:sz="4" w:space="0" w:color="000000"/>
@@ -3462,7 +3743,7 @@
       <w:tr>
         <w:tc>
           <w:tcPr>
-            <w:tcW w:w="1606" w:type="dxa"/>
+            <w:tcW w:w="1509" w:type="dxa"/>
             <w:tcBorders>
               <w:left w:val="single" w:sz="4" w:space="0" w:color="000000"/>
               <w:bottom w:val="single" w:sz="4" w:space="0" w:color="000000"/>
@@ -3491,7 +3772,7 @@
         </w:tc>
         <w:tc>
           <w:tcPr>
-            <w:tcW w:w="1606" w:type="dxa"/>
+            <w:tcW w:w="1510" w:type="dxa"/>
             <w:tcBorders>
               <w:left w:val="single" w:sz="4" w:space="0" w:color="000000"/>
               <w:bottom w:val="single" w:sz="4" w:space="0" w:color="000000"/>
@@ -3519,7 +3800,7 @@
         </w:tc>
         <w:tc>
           <w:tcPr>
-            <w:tcW w:w="1607" w:type="dxa"/>
+            <w:tcW w:w="1511" w:type="dxa"/>
             <w:tcBorders>
               <w:left w:val="single" w:sz="4" w:space="0" w:color="000000"/>
               <w:bottom w:val="single" w:sz="4" w:space="0" w:color="000000"/>
@@ -3556,7 +3837,7 @@
         </w:tc>
         <w:tc>
           <w:tcPr>
-            <w:tcW w:w="1606" w:type="dxa"/>
+            <w:tcW w:w="1510" w:type="dxa"/>
             <w:tcBorders>
               <w:left w:val="single" w:sz="4" w:space="0" w:color="000000"/>
               <w:bottom w:val="single" w:sz="4" w:space="0" w:color="000000"/>
@@ -3579,13 +3860,29 @@
                 <w:szCs w:val="26"/>
               </w:rPr>
               <w:lastRenderedPageBreak/>
-              <w:t>[ ]</w:t>
-            </w:r>
-          </w:p>
-        </w:tc>
-        <w:tc>
-          <w:tcPr>
-            <w:tcW w:w="1606" w:type="dxa"/>
+              <w:t xml:space="preserve">[ </w:t>
+            </w:r>
+            <w:r>
+              <w:rPr>
+                <w:rFonts w:ascii="Times New Roman" w:hAnsi="Times New Roman" w:cs="Times New Roman"/>
+                <w:sz w:val="26"/>
+                <w:szCs w:val="26"/>
+              </w:rPr>
+              <w:t>x</w:t>
+            </w:r>
+            <w:r>
+              <w:rPr>
+                <w:rFonts w:ascii="Times New Roman" w:hAnsi="Times New Roman" w:cs="Times New Roman"/>
+                <w:sz w:val="26"/>
+                <w:szCs w:val="26"/>
+              </w:rPr>
+              <w:t>]</w:t>
+            </w:r>
+          </w:p>
+        </w:tc>
+        <w:tc>
+          <w:tcPr>
+            <w:tcW w:w="1510" w:type="dxa"/>
             <w:tcBorders>
               <w:left w:val="single" w:sz="4" w:space="0" w:color="000000"/>
               <w:bottom w:val="single" w:sz="4" w:space="0" w:color="000000"/>
@@ -3602,11 +3899,19 @@
                 <w:szCs w:val="26"/>
               </w:rPr>
             </w:pPr>
-          </w:p>
-        </w:tc>
-        <w:tc>
-          <w:tcPr>
-            <w:tcW w:w="1607" w:type="dxa"/>
+            <w:r>
+              <w:rPr>
+                <w:rFonts w:ascii="Times New Roman" w:hAnsi="Times New Roman" w:cs="Times New Roman"/>
+                <w:sz w:val="26"/>
+                <w:szCs w:val="26"/>
+              </w:rPr>
+              <w:t>Đã test, không ghi nhận lỗi</w:t>
+            </w:r>
+          </w:p>
+        </w:tc>
+        <w:tc>
+          <w:tcPr>
+            <w:tcW w:w="1511" w:type="dxa"/>
             <w:tcBorders>
               <w:left w:val="single" w:sz="4" w:space="0" w:color="000000"/>
               <w:bottom w:val="single" w:sz="4" w:space="0" w:color="000000"/>
@@ -3629,7 +3934,7 @@
       <w:tr>
         <w:tc>
           <w:tcPr>
-            <w:tcW w:w="1606" w:type="dxa"/>
+            <w:tcW w:w="1509" w:type="dxa"/>
             <w:tcBorders>
               <w:left w:val="single" w:sz="4" w:space="0" w:color="000000"/>
               <w:bottom w:val="single" w:sz="4" w:space="0" w:color="000000"/>
@@ -3658,7 +3963,7 @@
         </w:tc>
         <w:tc>
           <w:tcPr>
-            <w:tcW w:w="1606" w:type="dxa"/>
+            <w:tcW w:w="1510" w:type="dxa"/>
             <w:tcBorders>
               <w:left w:val="single" w:sz="4" w:space="0" w:color="000000"/>
               <w:bottom w:val="single" w:sz="4" w:space="0" w:color="000000"/>
@@ -3686,7 +3991,7 @@
         </w:tc>
         <w:tc>
           <w:tcPr>
-            <w:tcW w:w="1607" w:type="dxa"/>
+            <w:tcW w:w="1511" w:type="dxa"/>
             <w:tcBorders>
               <w:left w:val="single" w:sz="4" w:space="0" w:color="000000"/>
               <w:bottom w:val="single" w:sz="4" w:space="0" w:color="000000"/>
@@ -3714,35 +4019,51 @@
         </w:tc>
         <w:tc>
           <w:tcPr>
-            <w:tcW w:w="1606" w:type="dxa"/>
-            <w:tcBorders>
-              <w:left w:val="single" w:sz="4" w:space="0" w:color="000000"/>
-              <w:bottom w:val="single" w:sz="4" w:space="0" w:color="000000"/>
-            </w:tcBorders>
-          </w:tcPr>
-          <w:p>
-            <w:pPr>
-              <w:pStyle w:val="TableContents"/>
-              <w:spacing w:before="60" w:after="60" w:line="312" w:lineRule="auto"/>
-              <w:rPr>
-                <w:rFonts w:ascii="Times New Roman" w:hAnsi="Times New Roman" w:cs="Times New Roman"/>
-                <w:sz w:val="26"/>
-                <w:szCs w:val="26"/>
-              </w:rPr>
-            </w:pPr>
-            <w:r>
-              <w:rPr>
-                <w:rFonts w:ascii="Times New Roman" w:hAnsi="Times New Roman" w:cs="Times New Roman"/>
-                <w:sz w:val="26"/>
-                <w:szCs w:val="26"/>
-              </w:rPr>
-              <w:t>[ ]</w:t>
-            </w:r>
-          </w:p>
-        </w:tc>
-        <w:tc>
-          <w:tcPr>
-            <w:tcW w:w="1606" w:type="dxa"/>
+            <w:tcW w:w="1510" w:type="dxa"/>
+            <w:tcBorders>
+              <w:left w:val="single" w:sz="4" w:space="0" w:color="000000"/>
+              <w:bottom w:val="single" w:sz="4" w:space="0" w:color="000000"/>
+            </w:tcBorders>
+          </w:tcPr>
+          <w:p>
+            <w:pPr>
+              <w:pStyle w:val="TableContents"/>
+              <w:spacing w:before="60" w:after="60" w:line="312" w:lineRule="auto"/>
+              <w:rPr>
+                <w:rFonts w:ascii="Times New Roman" w:hAnsi="Times New Roman" w:cs="Times New Roman"/>
+                <w:sz w:val="26"/>
+                <w:szCs w:val="26"/>
+              </w:rPr>
+            </w:pPr>
+            <w:r>
+              <w:rPr>
+                <w:rFonts w:ascii="Times New Roman" w:hAnsi="Times New Roman" w:cs="Times New Roman"/>
+                <w:sz w:val="26"/>
+                <w:szCs w:val="26"/>
+              </w:rPr>
+              <w:t xml:space="preserve">[ </w:t>
+            </w:r>
+            <w:r>
+              <w:rPr>
+                <w:rFonts w:ascii="Times New Roman" w:hAnsi="Times New Roman" w:cs="Times New Roman"/>
+                <w:sz w:val="26"/>
+                <w:szCs w:val="26"/>
+              </w:rPr>
+              <w:t>x</w:t>
+            </w:r>
+            <w:r>
+              <w:rPr>
+                <w:rFonts w:ascii="Times New Roman" w:hAnsi="Times New Roman" w:cs="Times New Roman"/>
+                <w:sz w:val="26"/>
+                <w:szCs w:val="26"/>
+              </w:rPr>
+              <w:t>]</w:t>
+            </w:r>
+          </w:p>
+        </w:tc>
+        <w:tc>
+          <w:tcPr>
+            <w:tcW w:w="1510" w:type="dxa"/>
             <w:tcBorders>
               <w:left w:val="single" w:sz="4" w:space="0" w:color="000000"/>
               <w:bottom w:val="single" w:sz="4" w:space="0" w:color="000000"/>
@@ -3759,11 +4080,19 @@
                 <w:szCs w:val="26"/>
               </w:rPr>
             </w:pPr>
-          </w:p>
-        </w:tc>
-        <w:tc>
-          <w:tcPr>
-            <w:tcW w:w="1607" w:type="dxa"/>
+            <w:r>
+              <w:rPr>
+                <w:rFonts w:ascii="Times New Roman" w:hAnsi="Times New Roman" w:cs="Times New Roman"/>
+                <w:sz w:val="26"/>
+                <w:szCs w:val="26"/>
+              </w:rPr>
+              <w:t>Đã test, không ghi nhận lỗi</w:t>
+            </w:r>
+          </w:p>
+        </w:tc>
+        <w:tc>
+          <w:tcPr>
+            <w:tcW w:w="1511" w:type="dxa"/>
             <w:tcBorders>
               <w:left w:val="single" w:sz="4" w:space="0" w:color="000000"/>
               <w:bottom w:val="single" w:sz="4" w:space="0" w:color="000000"/>
@@ -3786,7 +4115,7 @@
       <w:tr>
         <w:tc>
           <w:tcPr>
-            <w:tcW w:w="1606" w:type="dxa"/>
+            <w:tcW w:w="1509" w:type="dxa"/>
             <w:tcBorders>
               <w:left w:val="single" w:sz="4" w:space="0" w:color="000000"/>
               <w:bottom w:val="single" w:sz="4" w:space="0" w:color="000000"/>
@@ -3815,7 +4144,7 @@
         </w:tc>
         <w:tc>
           <w:tcPr>
-            <w:tcW w:w="1606" w:type="dxa"/>
+            <w:tcW w:w="1510" w:type="dxa"/>
             <w:tcBorders>
               <w:left w:val="single" w:sz="4" w:space="0" w:color="000000"/>
               <w:bottom w:val="single" w:sz="4" w:space="0" w:color="000000"/>
@@ -3843,7 +4172,7 @@
         </w:tc>
         <w:tc>
           <w:tcPr>
-            <w:tcW w:w="1607" w:type="dxa"/>
+            <w:tcW w:w="1511" w:type="dxa"/>
             <w:tcBorders>
               <w:left w:val="single" w:sz="4" w:space="0" w:color="000000"/>
               <w:bottom w:val="single" w:sz="4" w:space="0" w:color="000000"/>
@@ -3871,35 +4200,51 @@
         </w:tc>
         <w:tc>
           <w:tcPr>
-            <w:tcW w:w="1606" w:type="dxa"/>
-            <w:tcBorders>
-              <w:left w:val="single" w:sz="4" w:space="0" w:color="000000"/>
-              <w:bottom w:val="single" w:sz="4" w:space="0" w:color="000000"/>
-            </w:tcBorders>
-          </w:tcPr>
-          <w:p>
-            <w:pPr>
-              <w:pStyle w:val="TableContents"/>
-              <w:spacing w:before="60" w:after="60" w:line="312" w:lineRule="auto"/>
-              <w:rPr>
-                <w:rFonts w:ascii="Times New Roman" w:hAnsi="Times New Roman" w:cs="Times New Roman"/>
-                <w:sz w:val="26"/>
-                <w:szCs w:val="26"/>
-              </w:rPr>
-            </w:pPr>
-            <w:r>
-              <w:rPr>
-                <w:rFonts w:ascii="Times New Roman" w:hAnsi="Times New Roman" w:cs="Times New Roman"/>
-                <w:sz w:val="26"/>
-                <w:szCs w:val="26"/>
-              </w:rPr>
-              <w:t>[ ]</w:t>
-            </w:r>
-          </w:p>
-        </w:tc>
-        <w:tc>
-          <w:tcPr>
-            <w:tcW w:w="1606" w:type="dxa"/>
+            <w:tcW w:w="1510" w:type="dxa"/>
+            <w:tcBorders>
+              <w:left w:val="single" w:sz="4" w:space="0" w:color="000000"/>
+              <w:bottom w:val="single" w:sz="4" w:space="0" w:color="000000"/>
+            </w:tcBorders>
+          </w:tcPr>
+          <w:p>
+            <w:pPr>
+              <w:pStyle w:val="TableContents"/>
+              <w:spacing w:before="60" w:after="60" w:line="312" w:lineRule="auto"/>
+              <w:rPr>
+                <w:rFonts w:ascii="Times New Roman" w:hAnsi="Times New Roman" w:cs="Times New Roman"/>
+                <w:sz w:val="26"/>
+                <w:szCs w:val="26"/>
+              </w:rPr>
+            </w:pPr>
+            <w:r>
+              <w:rPr>
+                <w:rFonts w:ascii="Times New Roman" w:hAnsi="Times New Roman" w:cs="Times New Roman"/>
+                <w:sz w:val="26"/>
+                <w:szCs w:val="26"/>
+              </w:rPr>
+              <w:t xml:space="preserve">[ </w:t>
+            </w:r>
+            <w:r>
+              <w:rPr>
+                <w:rFonts w:ascii="Times New Roman" w:hAnsi="Times New Roman" w:cs="Times New Roman"/>
+                <w:sz w:val="26"/>
+                <w:szCs w:val="26"/>
+              </w:rPr>
+              <w:t>x</w:t>
+            </w:r>
+            <w:r>
+              <w:rPr>
+                <w:rFonts w:ascii="Times New Roman" w:hAnsi="Times New Roman" w:cs="Times New Roman"/>
+                <w:sz w:val="26"/>
+                <w:szCs w:val="26"/>
+              </w:rPr>
+              <w:t>]</w:t>
+            </w:r>
+          </w:p>
+        </w:tc>
+        <w:tc>
+          <w:tcPr>
+            <w:tcW w:w="1510" w:type="dxa"/>
             <w:tcBorders>
               <w:left w:val="single" w:sz="4" w:space="0" w:color="000000"/>
               <w:bottom w:val="single" w:sz="4" w:space="0" w:color="000000"/>
@@ -3916,11 +4261,19 @@
                 <w:szCs w:val="26"/>
               </w:rPr>
             </w:pPr>
-          </w:p>
-        </w:tc>
-        <w:tc>
-          <w:tcPr>
-            <w:tcW w:w="1607" w:type="dxa"/>
+            <w:r>
+              <w:rPr>
+                <w:rFonts w:ascii="Times New Roman" w:hAnsi="Times New Roman" w:cs="Times New Roman"/>
+                <w:sz w:val="26"/>
+                <w:szCs w:val="26"/>
+              </w:rPr>
+              <w:t>Đã test, không ghi nhận lỗi</w:t>
+            </w:r>
+          </w:p>
+        </w:tc>
+        <w:tc>
+          <w:tcPr>
+            <w:tcW w:w="1511" w:type="dxa"/>
             <w:tcBorders>
               <w:left w:val="single" w:sz="4" w:space="0" w:color="000000"/>
               <w:bottom w:val="single" w:sz="4" w:space="0" w:color="000000"/>
@@ -4336,7 +4689,23 @@
                 <w:szCs w:val="26"/>
               </w:rPr>
               <w:lastRenderedPageBreak/>
-              <w:t>[ ]</w:t>
+              <w:t xml:space="preserve">[ </w:t>
+            </w:r>
+            <w:r>
+              <w:rPr>
+                <w:rFonts w:ascii="Times New Roman" w:hAnsi="Times New Roman" w:cs="Times New Roman"/>
+                <w:sz w:val="26"/>
+                <w:szCs w:val="26"/>
+              </w:rPr>
+              <w:t>x</w:t>
+            </w:r>
+            <w:r>
+              <w:rPr>
+                <w:rFonts w:ascii="Times New Roman" w:hAnsi="Times New Roman" w:cs="Times New Roman"/>
+                <w:sz w:val="26"/>
+                <w:szCs w:val="26"/>
+              </w:rPr>
+              <w:t>]</w:t>
             </w:r>
           </w:p>
         </w:tc>
@@ -4359,6 +4728,23 @@
                 <w:szCs w:val="26"/>
               </w:rPr>
             </w:pPr>
+            <w:r>
+              <w:rPr>
+                <w:rFonts w:ascii="Times New Roman" w:hAnsi="Times New Roman" w:cs="Times New Roman"/>
+                <w:sz w:val="26"/>
+                <w:szCs w:val="26"/>
+              </w:rPr>
+              <w:t xml:space="preserve">Đã test, </w:t>
+            </w:r>
+            <w:r>
+              <w:rPr>
+                <w:rFonts w:ascii="Times New Roman" w:hAnsi="Times New Roman" w:cs="Times New Roman"/>
+                <w:sz w:val="26"/>
+                <w:szCs w:val="26"/>
+              </w:rPr>
+              <w:lastRenderedPageBreak/>
+              <w:t>không ghi nhận lỗi</w:t>
+            </w:r>
           </w:p>
         </w:tc>
         <w:tc>
@@ -4510,7 +4896,23 @@
                 <w:sz w:val="26"/>
                 <w:szCs w:val="26"/>
               </w:rPr>
-              <w:t>[ ]</w:t>
+              <w:t xml:space="preserve">[ </w:t>
+            </w:r>
+            <w:r>
+              <w:rPr>
+                <w:rFonts w:ascii="Times New Roman" w:hAnsi="Times New Roman" w:cs="Times New Roman"/>
+                <w:sz w:val="26"/>
+                <w:szCs w:val="26"/>
+              </w:rPr>
+              <w:t>x</w:t>
+            </w:r>
+            <w:r>
+              <w:rPr>
+                <w:rFonts w:ascii="Times New Roman" w:hAnsi="Times New Roman" w:cs="Times New Roman"/>
+                <w:sz w:val="26"/>
+                <w:szCs w:val="26"/>
+              </w:rPr>
+              <w:t>]</w:t>
             </w:r>
           </w:p>
         </w:tc>
@@ -4533,6 +4935,14 @@
                 <w:szCs w:val="26"/>
               </w:rPr>
             </w:pPr>
+            <w:r>
+              <w:rPr>
+                <w:rFonts w:ascii="Times New Roman" w:hAnsi="Times New Roman" w:cs="Times New Roman"/>
+                <w:sz w:val="26"/>
+                <w:szCs w:val="26"/>
+              </w:rPr>
+              <w:t>Đã test, không ghi nhận lỗi</w:t>
+            </w:r>
           </w:p>
         </w:tc>
         <w:tc>
@@ -4676,7 +5086,23 @@
                 <w:sz w:val="26"/>
                 <w:szCs w:val="26"/>
               </w:rPr>
-              <w:t>[ ]</w:t>
+              <w:t xml:space="preserve">[ </w:t>
+            </w:r>
+            <w:r>
+              <w:rPr>
+                <w:rFonts w:ascii="Times New Roman" w:hAnsi="Times New Roman" w:cs="Times New Roman"/>
+                <w:sz w:val="26"/>
+                <w:szCs w:val="26"/>
+              </w:rPr>
+              <w:t>x</w:t>
+            </w:r>
+            <w:r>
+              <w:rPr>
+                <w:rFonts w:ascii="Times New Roman" w:hAnsi="Times New Roman" w:cs="Times New Roman"/>
+                <w:sz w:val="26"/>
+                <w:szCs w:val="26"/>
+              </w:rPr>
+              <w:t>]</w:t>
             </w:r>
           </w:p>
         </w:tc>
@@ -4699,6 +5125,14 @@
                 <w:szCs w:val="26"/>
               </w:rPr>
             </w:pPr>
+            <w:r>
+              <w:rPr>
+                <w:rFonts w:ascii="Times New Roman" w:hAnsi="Times New Roman" w:cs="Times New Roman"/>
+                <w:sz w:val="26"/>
+                <w:szCs w:val="26"/>
+              </w:rPr>
+              <w:t>Đã test, không ghi nhận lỗi</w:t>
+            </w:r>
           </w:p>
         </w:tc>
         <w:tc>
@@ -4879,7 +5313,23 @@
                 <w:szCs w:val="26"/>
               </w:rPr>
               <w:lastRenderedPageBreak/>
-              <w:t>[ ]</w:t>
+              <w:t xml:space="preserve">[ </w:t>
+            </w:r>
+            <w:r>
+              <w:rPr>
+                <w:rFonts w:ascii="Times New Roman" w:hAnsi="Times New Roman" w:cs="Times New Roman"/>
+                <w:sz w:val="26"/>
+                <w:szCs w:val="26"/>
+              </w:rPr>
+              <w:t>x</w:t>
+            </w:r>
+            <w:r>
+              <w:rPr>
+                <w:rFonts w:ascii="Times New Roman" w:hAnsi="Times New Roman" w:cs="Times New Roman"/>
+                <w:sz w:val="26"/>
+                <w:szCs w:val="26"/>
+              </w:rPr>
+              <w:t>]</w:t>
             </w:r>
           </w:p>
         </w:tc>
@@ -4902,6 +5352,23 @@
                 <w:szCs w:val="26"/>
               </w:rPr>
             </w:pPr>
+            <w:r>
+              <w:rPr>
+                <w:rFonts w:ascii="Times New Roman" w:hAnsi="Times New Roman" w:cs="Times New Roman"/>
+                <w:sz w:val="26"/>
+                <w:szCs w:val="26"/>
+              </w:rPr>
+              <w:t xml:space="preserve">Đã test, không ghi </w:t>
+            </w:r>
+            <w:r>
+              <w:rPr>
+                <w:rFonts w:ascii="Times New Roman" w:hAnsi="Times New Roman" w:cs="Times New Roman"/>
+                <w:sz w:val="26"/>
+                <w:szCs w:val="26"/>
+              </w:rPr>
+              <w:lastRenderedPageBreak/>
+              <w:t>nhận lỗi</w:t>
+            </w:r>
           </w:p>
         </w:tc>
         <w:tc>
@@ -5015,7 +5482,7 @@
         </w:trPr>
         <w:tc>
           <w:tcPr>
-            <w:tcW w:w="1606" w:type="dxa"/>
+            <w:tcW w:w="1509" w:type="dxa"/>
             <w:tcBorders>
               <w:top w:val="single" w:sz="4" w:space="0" w:color="000000"/>
               <w:left w:val="single" w:sz="4" w:space="0" w:color="000000"/>
@@ -5044,7 +5511,7 @@
         </w:tc>
         <w:tc>
           <w:tcPr>
-            <w:tcW w:w="1606" w:type="dxa"/>
+            <w:tcW w:w="1510" w:type="dxa"/>
             <w:tcBorders>
               <w:top w:val="single" w:sz="4" w:space="0" w:color="000000"/>
               <w:left w:val="single" w:sz="4" w:space="0" w:color="000000"/>
@@ -5074,7 +5541,7 @@
         </w:tc>
         <w:tc>
           <w:tcPr>
-            <w:tcW w:w="1607" w:type="dxa"/>
+            <w:tcW w:w="1511" w:type="dxa"/>
             <w:tcBorders>
               <w:top w:val="single" w:sz="4" w:space="0" w:color="000000"/>
               <w:left w:val="single" w:sz="4" w:space="0" w:color="000000"/>
@@ -5104,7 +5571,7 @@
         </w:tc>
         <w:tc>
           <w:tcPr>
-            <w:tcW w:w="1606" w:type="dxa"/>
+            <w:tcW w:w="1510" w:type="dxa"/>
             <w:tcBorders>
               <w:top w:val="single" w:sz="4" w:space="0" w:color="000000"/>
               <w:left w:val="single" w:sz="4" w:space="0" w:color="000000"/>
@@ -5133,7 +5600,7 @@
         </w:tc>
         <w:tc>
           <w:tcPr>
-            <w:tcW w:w="1606" w:type="dxa"/>
+            <w:tcW w:w="1510" w:type="dxa"/>
             <w:tcBorders>
               <w:top w:val="single" w:sz="4" w:space="0" w:color="000000"/>
               <w:left w:val="single" w:sz="4" w:space="0" w:color="000000"/>
@@ -5162,7 +5629,7 @@
         </w:tc>
         <w:tc>
           <w:tcPr>
-            <w:tcW w:w="1607" w:type="dxa"/>
+            <w:tcW w:w="1511" w:type="dxa"/>
             <w:tcBorders>
               <w:top w:val="single" w:sz="4" w:space="0" w:color="000000"/>
               <w:left w:val="single" w:sz="4" w:space="0" w:color="000000"/>
@@ -5195,7 +5662,7 @@
       <w:tr>
         <w:tc>
           <w:tcPr>
-            <w:tcW w:w="1606" w:type="dxa"/>
+            <w:tcW w:w="1509" w:type="dxa"/>
             <w:tcBorders>
               <w:left w:val="single" w:sz="4" w:space="0" w:color="000000"/>
               <w:bottom w:val="single" w:sz="4" w:space="0" w:color="000000"/>
@@ -5224,7 +5691,7 @@
         </w:tc>
         <w:tc>
           <w:tcPr>
-            <w:tcW w:w="1606" w:type="dxa"/>
+            <w:tcW w:w="1510" w:type="dxa"/>
             <w:tcBorders>
               <w:left w:val="single" w:sz="4" w:space="0" w:color="000000"/>
               <w:bottom w:val="single" w:sz="4" w:space="0" w:color="000000"/>
@@ -5252,7 +5719,7 @@
         </w:tc>
         <w:tc>
           <w:tcPr>
-            <w:tcW w:w="1607" w:type="dxa"/>
+            <w:tcW w:w="1511" w:type="dxa"/>
             <w:tcBorders>
               <w:left w:val="single" w:sz="4" w:space="0" w:color="000000"/>
               <w:bottom w:val="single" w:sz="4" w:space="0" w:color="000000"/>
@@ -5280,35 +5747,51 @@
         </w:tc>
         <w:tc>
           <w:tcPr>
-            <w:tcW w:w="1606" w:type="dxa"/>
-            <w:tcBorders>
-              <w:left w:val="single" w:sz="4" w:space="0" w:color="000000"/>
-              <w:bottom w:val="single" w:sz="4" w:space="0" w:color="000000"/>
-            </w:tcBorders>
-          </w:tcPr>
-          <w:p>
-            <w:pPr>
-              <w:pStyle w:val="TableContents"/>
-              <w:spacing w:before="60" w:after="60" w:line="312" w:lineRule="auto"/>
-              <w:rPr>
-                <w:rFonts w:ascii="Times New Roman" w:hAnsi="Times New Roman" w:cs="Times New Roman"/>
-                <w:sz w:val="26"/>
-                <w:szCs w:val="26"/>
-              </w:rPr>
-            </w:pPr>
-            <w:r>
-              <w:rPr>
-                <w:rFonts w:ascii="Times New Roman" w:hAnsi="Times New Roman" w:cs="Times New Roman"/>
-                <w:sz w:val="26"/>
-                <w:szCs w:val="26"/>
-              </w:rPr>
-              <w:t>[ ]</w:t>
-            </w:r>
-          </w:p>
-        </w:tc>
-        <w:tc>
-          <w:tcPr>
-            <w:tcW w:w="1606" w:type="dxa"/>
+            <w:tcW w:w="1510" w:type="dxa"/>
+            <w:tcBorders>
+              <w:left w:val="single" w:sz="4" w:space="0" w:color="000000"/>
+              <w:bottom w:val="single" w:sz="4" w:space="0" w:color="000000"/>
+            </w:tcBorders>
+          </w:tcPr>
+          <w:p>
+            <w:pPr>
+              <w:pStyle w:val="TableContents"/>
+              <w:spacing w:before="60" w:after="60" w:line="312" w:lineRule="auto"/>
+              <w:rPr>
+                <w:rFonts w:ascii="Times New Roman" w:hAnsi="Times New Roman" w:cs="Times New Roman"/>
+                <w:sz w:val="26"/>
+                <w:szCs w:val="26"/>
+              </w:rPr>
+            </w:pPr>
+            <w:r>
+              <w:rPr>
+                <w:rFonts w:ascii="Times New Roman" w:hAnsi="Times New Roman" w:cs="Times New Roman"/>
+                <w:sz w:val="26"/>
+                <w:szCs w:val="26"/>
+              </w:rPr>
+              <w:t xml:space="preserve">[ </w:t>
+            </w:r>
+            <w:r>
+              <w:rPr>
+                <w:rFonts w:ascii="Times New Roman" w:hAnsi="Times New Roman" w:cs="Times New Roman"/>
+                <w:sz w:val="26"/>
+                <w:szCs w:val="26"/>
+              </w:rPr>
+              <w:t>x</w:t>
+            </w:r>
+            <w:r>
+              <w:rPr>
+                <w:rFonts w:ascii="Times New Roman" w:hAnsi="Times New Roman" w:cs="Times New Roman"/>
+                <w:sz w:val="26"/>
+                <w:szCs w:val="26"/>
+              </w:rPr>
+              <w:t>]</w:t>
+            </w:r>
+          </w:p>
+        </w:tc>
+        <w:tc>
+          <w:tcPr>
+            <w:tcW w:w="1510" w:type="dxa"/>
             <w:tcBorders>
               <w:left w:val="single" w:sz="4" w:space="0" w:color="000000"/>
               <w:bottom w:val="single" w:sz="4" w:space="0" w:color="000000"/>
@@ -5325,11 +5808,19 @@
                 <w:szCs w:val="26"/>
               </w:rPr>
             </w:pPr>
-          </w:p>
-        </w:tc>
-        <w:tc>
-          <w:tcPr>
-            <w:tcW w:w="1607" w:type="dxa"/>
+            <w:r>
+              <w:rPr>
+                <w:rFonts w:ascii="Times New Roman" w:hAnsi="Times New Roman" w:cs="Times New Roman"/>
+                <w:sz w:val="26"/>
+                <w:szCs w:val="26"/>
+              </w:rPr>
+              <w:t>Đã test, không ghi nhận lỗi</w:t>
+            </w:r>
+          </w:p>
+        </w:tc>
+        <w:tc>
+          <w:tcPr>
+            <w:tcW w:w="1511" w:type="dxa"/>
             <w:tcBorders>
               <w:left w:val="single" w:sz="4" w:space="0" w:color="000000"/>
               <w:bottom w:val="single" w:sz="4" w:space="0" w:color="000000"/>
@@ -5352,7 +5843,7 @@
       <w:tr>
         <w:tc>
           <w:tcPr>
-            <w:tcW w:w="1606" w:type="dxa"/>
+            <w:tcW w:w="1509" w:type="dxa"/>
             <w:tcBorders>
               <w:left w:val="single" w:sz="4" w:space="0" w:color="000000"/>
               <w:bottom w:val="single" w:sz="4" w:space="0" w:color="000000"/>
@@ -5381,7 +5872,7 @@
         </w:tc>
         <w:tc>
           <w:tcPr>
-            <w:tcW w:w="1606" w:type="dxa"/>
+            <w:tcW w:w="1510" w:type="dxa"/>
             <w:tcBorders>
               <w:left w:val="single" w:sz="4" w:space="0" w:color="000000"/>
               <w:bottom w:val="single" w:sz="4" w:space="0" w:color="000000"/>
@@ -5409,7 +5900,7 @@
         </w:tc>
         <w:tc>
           <w:tcPr>
-            <w:tcW w:w="1607" w:type="dxa"/>
+            <w:tcW w:w="1511" w:type="dxa"/>
             <w:tcBorders>
               <w:left w:val="single" w:sz="4" w:space="0" w:color="000000"/>
               <w:bottom w:val="single" w:sz="4" w:space="0" w:color="000000"/>
@@ -5446,7 +5937,7 @@
         </w:tc>
         <w:tc>
           <w:tcPr>
-            <w:tcW w:w="1606" w:type="dxa"/>
+            <w:tcW w:w="1510" w:type="dxa"/>
             <w:tcBorders>
               <w:left w:val="single" w:sz="4" w:space="0" w:color="000000"/>
               <w:bottom w:val="single" w:sz="4" w:space="0" w:color="000000"/>
@@ -5469,13 +5960,29 @@
                 <w:szCs w:val="26"/>
               </w:rPr>
               <w:lastRenderedPageBreak/>
-              <w:t>[ ]</w:t>
-            </w:r>
-          </w:p>
-        </w:tc>
-        <w:tc>
-          <w:tcPr>
-            <w:tcW w:w="1606" w:type="dxa"/>
+              <w:t xml:space="preserve">[ </w:t>
+            </w:r>
+            <w:r>
+              <w:rPr>
+                <w:rFonts w:ascii="Times New Roman" w:hAnsi="Times New Roman" w:cs="Times New Roman"/>
+                <w:sz w:val="26"/>
+                <w:szCs w:val="26"/>
+              </w:rPr>
+              <w:t>x</w:t>
+            </w:r>
+            <w:r>
+              <w:rPr>
+                <w:rFonts w:ascii="Times New Roman" w:hAnsi="Times New Roman" w:cs="Times New Roman"/>
+                <w:sz w:val="26"/>
+                <w:szCs w:val="26"/>
+              </w:rPr>
+              <w:t>]</w:t>
+            </w:r>
+          </w:p>
+        </w:tc>
+        <w:tc>
+          <w:tcPr>
+            <w:tcW w:w="1510" w:type="dxa"/>
             <w:tcBorders>
               <w:left w:val="single" w:sz="4" w:space="0" w:color="000000"/>
               <w:bottom w:val="single" w:sz="4" w:space="0" w:color="000000"/>
@@ -5492,11 +5999,19 @@
                 <w:szCs w:val="26"/>
               </w:rPr>
             </w:pPr>
-          </w:p>
-        </w:tc>
-        <w:tc>
-          <w:tcPr>
-            <w:tcW w:w="1607" w:type="dxa"/>
+            <w:r>
+              <w:rPr>
+                <w:rFonts w:ascii="Times New Roman" w:hAnsi="Times New Roman" w:cs="Times New Roman"/>
+                <w:sz w:val="26"/>
+                <w:szCs w:val="26"/>
+              </w:rPr>
+              <w:t>Đã test, không ghi nhận lỗi</w:t>
+            </w:r>
+          </w:p>
+        </w:tc>
+        <w:tc>
+          <w:tcPr>
+            <w:tcW w:w="1511" w:type="dxa"/>
             <w:tcBorders>
               <w:left w:val="single" w:sz="4" w:space="0" w:color="000000"/>
               <w:bottom w:val="single" w:sz="4" w:space="0" w:color="000000"/>
@@ -5519,7 +6034,7 @@
       <w:tr>
         <w:tc>
           <w:tcPr>
-            <w:tcW w:w="1606" w:type="dxa"/>
+            <w:tcW w:w="1509" w:type="dxa"/>
             <w:tcBorders>
               <w:left w:val="single" w:sz="4" w:space="0" w:color="000000"/>
               <w:bottom w:val="single" w:sz="4" w:space="0" w:color="000000"/>
@@ -5548,7 +6063,7 @@
         </w:tc>
         <w:tc>
           <w:tcPr>
-            <w:tcW w:w="1606" w:type="dxa"/>
+            <w:tcW w:w="1510" w:type="dxa"/>
             <w:tcBorders>
               <w:left w:val="single" w:sz="4" w:space="0" w:color="000000"/>
               <w:bottom w:val="single" w:sz="4" w:space="0" w:color="000000"/>
@@ -5576,7 +6091,7 @@
         </w:tc>
         <w:tc>
           <w:tcPr>
-            <w:tcW w:w="1607" w:type="dxa"/>
+            <w:tcW w:w="1511" w:type="dxa"/>
             <w:tcBorders>
               <w:left w:val="single" w:sz="4" w:space="0" w:color="000000"/>
               <w:bottom w:val="single" w:sz="4" w:space="0" w:color="000000"/>
@@ -5604,35 +6119,51 @@
         </w:tc>
         <w:tc>
           <w:tcPr>
-            <w:tcW w:w="1606" w:type="dxa"/>
-            <w:tcBorders>
-              <w:left w:val="single" w:sz="4" w:space="0" w:color="000000"/>
-              <w:bottom w:val="single" w:sz="4" w:space="0" w:color="000000"/>
-            </w:tcBorders>
-          </w:tcPr>
-          <w:p>
-            <w:pPr>
-              <w:pStyle w:val="TableContents"/>
-              <w:spacing w:before="60" w:after="60" w:line="312" w:lineRule="auto"/>
-              <w:rPr>
-                <w:rFonts w:ascii="Times New Roman" w:hAnsi="Times New Roman" w:cs="Times New Roman"/>
-                <w:sz w:val="26"/>
-                <w:szCs w:val="26"/>
-              </w:rPr>
-            </w:pPr>
-            <w:r>
-              <w:rPr>
-                <w:rFonts w:ascii="Times New Roman" w:hAnsi="Times New Roman" w:cs="Times New Roman"/>
-                <w:sz w:val="26"/>
-                <w:szCs w:val="26"/>
-              </w:rPr>
-              <w:t>[ ]</w:t>
-            </w:r>
-          </w:p>
-        </w:tc>
-        <w:tc>
-          <w:tcPr>
-            <w:tcW w:w="1606" w:type="dxa"/>
+            <w:tcW w:w="1510" w:type="dxa"/>
+            <w:tcBorders>
+              <w:left w:val="single" w:sz="4" w:space="0" w:color="000000"/>
+              <w:bottom w:val="single" w:sz="4" w:space="0" w:color="000000"/>
+            </w:tcBorders>
+          </w:tcPr>
+          <w:p>
+            <w:pPr>
+              <w:pStyle w:val="TableContents"/>
+              <w:spacing w:before="60" w:after="60" w:line="312" w:lineRule="auto"/>
+              <w:rPr>
+                <w:rFonts w:ascii="Times New Roman" w:hAnsi="Times New Roman" w:cs="Times New Roman"/>
+                <w:sz w:val="26"/>
+                <w:szCs w:val="26"/>
+              </w:rPr>
+            </w:pPr>
+            <w:r>
+              <w:rPr>
+                <w:rFonts w:ascii="Times New Roman" w:hAnsi="Times New Roman" w:cs="Times New Roman"/>
+                <w:sz w:val="26"/>
+                <w:szCs w:val="26"/>
+              </w:rPr>
+              <w:t xml:space="preserve">[ </w:t>
+            </w:r>
+            <w:r>
+              <w:rPr>
+                <w:rFonts w:ascii="Times New Roman" w:hAnsi="Times New Roman" w:cs="Times New Roman"/>
+                <w:sz w:val="26"/>
+                <w:szCs w:val="26"/>
+              </w:rPr>
+              <w:t>x</w:t>
+            </w:r>
+            <w:r>
+              <w:rPr>
+                <w:rFonts w:ascii="Times New Roman" w:hAnsi="Times New Roman" w:cs="Times New Roman"/>
+                <w:sz w:val="26"/>
+                <w:szCs w:val="26"/>
+              </w:rPr>
+              <w:t>]</w:t>
+            </w:r>
+          </w:p>
+        </w:tc>
+        <w:tc>
+          <w:tcPr>
+            <w:tcW w:w="1510" w:type="dxa"/>
             <w:tcBorders>
               <w:left w:val="single" w:sz="4" w:space="0" w:color="000000"/>
               <w:bottom w:val="single" w:sz="4" w:space="0" w:color="000000"/>
@@ -5649,11 +6180,19 @@
                 <w:szCs w:val="26"/>
               </w:rPr>
             </w:pPr>
-          </w:p>
-        </w:tc>
-        <w:tc>
-          <w:tcPr>
-            <w:tcW w:w="1607" w:type="dxa"/>
+            <w:r>
+              <w:rPr>
+                <w:rFonts w:ascii="Times New Roman" w:hAnsi="Times New Roman" w:cs="Times New Roman"/>
+                <w:sz w:val="26"/>
+                <w:szCs w:val="26"/>
+              </w:rPr>
+              <w:t>Đã test, không ghi nhận lỗi</w:t>
+            </w:r>
+          </w:p>
+        </w:tc>
+        <w:tc>
+          <w:tcPr>
+            <w:tcW w:w="1511" w:type="dxa"/>
             <w:tcBorders>
               <w:left w:val="single" w:sz="4" w:space="0" w:color="000000"/>
               <w:bottom w:val="single" w:sz="4" w:space="0" w:color="000000"/>
@@ -5676,7 +6215,7 @@
       <w:tr>
         <w:tc>
           <w:tcPr>
-            <w:tcW w:w="1606" w:type="dxa"/>
+            <w:tcW w:w="1509" w:type="dxa"/>
             <w:tcBorders>
               <w:left w:val="single" w:sz="4" w:space="0" w:color="000000"/>
               <w:bottom w:val="single" w:sz="4" w:space="0" w:color="000000"/>
@@ -5705,7 +6244,7 @@
         </w:tc>
         <w:tc>
           <w:tcPr>
-            <w:tcW w:w="1606" w:type="dxa"/>
+            <w:tcW w:w="1510" w:type="dxa"/>
             <w:tcBorders>
               <w:left w:val="single" w:sz="4" w:space="0" w:color="000000"/>
               <w:bottom w:val="single" w:sz="4" w:space="0" w:color="000000"/>
@@ -5733,7 +6272,7 @@
         </w:tc>
         <w:tc>
           <w:tcPr>
-            <w:tcW w:w="1607" w:type="dxa"/>
+            <w:tcW w:w="1511" w:type="dxa"/>
             <w:tcBorders>
               <w:left w:val="single" w:sz="4" w:space="0" w:color="000000"/>
               <w:bottom w:val="single" w:sz="4" w:space="0" w:color="000000"/>
@@ -5761,35 +6300,51 @@
         </w:tc>
         <w:tc>
           <w:tcPr>
-            <w:tcW w:w="1606" w:type="dxa"/>
-            <w:tcBorders>
-              <w:left w:val="single" w:sz="4" w:space="0" w:color="000000"/>
-              <w:bottom w:val="single" w:sz="4" w:space="0" w:color="000000"/>
-            </w:tcBorders>
-          </w:tcPr>
-          <w:p>
-            <w:pPr>
-              <w:pStyle w:val="TableContents"/>
-              <w:spacing w:before="60" w:after="60" w:line="312" w:lineRule="auto"/>
-              <w:rPr>
-                <w:rFonts w:ascii="Times New Roman" w:hAnsi="Times New Roman" w:cs="Times New Roman"/>
-                <w:sz w:val="26"/>
-                <w:szCs w:val="26"/>
-              </w:rPr>
-            </w:pPr>
-            <w:r>
-              <w:rPr>
-                <w:rFonts w:ascii="Times New Roman" w:hAnsi="Times New Roman" w:cs="Times New Roman"/>
-                <w:sz w:val="26"/>
-                <w:szCs w:val="26"/>
-              </w:rPr>
-              <w:t>[ ]</w:t>
-            </w:r>
-          </w:p>
-        </w:tc>
-        <w:tc>
-          <w:tcPr>
-            <w:tcW w:w="1606" w:type="dxa"/>
+            <w:tcW w:w="1510" w:type="dxa"/>
+            <w:tcBorders>
+              <w:left w:val="single" w:sz="4" w:space="0" w:color="000000"/>
+              <w:bottom w:val="single" w:sz="4" w:space="0" w:color="000000"/>
+            </w:tcBorders>
+          </w:tcPr>
+          <w:p>
+            <w:pPr>
+              <w:pStyle w:val="TableContents"/>
+              <w:spacing w:before="60" w:after="60" w:line="312" w:lineRule="auto"/>
+              <w:rPr>
+                <w:rFonts w:ascii="Times New Roman" w:hAnsi="Times New Roman" w:cs="Times New Roman"/>
+                <w:sz w:val="26"/>
+                <w:szCs w:val="26"/>
+              </w:rPr>
+            </w:pPr>
+            <w:r>
+              <w:rPr>
+                <w:rFonts w:ascii="Times New Roman" w:hAnsi="Times New Roman" w:cs="Times New Roman"/>
+                <w:sz w:val="26"/>
+                <w:szCs w:val="26"/>
+              </w:rPr>
+              <w:t xml:space="preserve">[ </w:t>
+            </w:r>
+            <w:r>
+              <w:rPr>
+                <w:rFonts w:ascii="Times New Roman" w:hAnsi="Times New Roman" w:cs="Times New Roman"/>
+                <w:sz w:val="26"/>
+                <w:szCs w:val="26"/>
+              </w:rPr>
+              <w:t>x</w:t>
+            </w:r>
+            <w:r>
+              <w:rPr>
+                <w:rFonts w:ascii="Times New Roman" w:hAnsi="Times New Roman" w:cs="Times New Roman"/>
+                <w:sz w:val="26"/>
+                <w:szCs w:val="26"/>
+              </w:rPr>
+              <w:t>]</w:t>
+            </w:r>
+          </w:p>
+        </w:tc>
+        <w:tc>
+          <w:tcPr>
+            <w:tcW w:w="1510" w:type="dxa"/>
             <w:tcBorders>
               <w:left w:val="single" w:sz="4" w:space="0" w:color="000000"/>
               <w:bottom w:val="single" w:sz="4" w:space="0" w:color="000000"/>
@@ -5806,11 +6361,19 @@
                 <w:szCs w:val="26"/>
               </w:rPr>
             </w:pPr>
-          </w:p>
-        </w:tc>
-        <w:tc>
-          <w:tcPr>
-            <w:tcW w:w="1607" w:type="dxa"/>
+            <w:r>
+              <w:rPr>
+                <w:rFonts w:ascii="Times New Roman" w:hAnsi="Times New Roman" w:cs="Times New Roman"/>
+                <w:sz w:val="26"/>
+                <w:szCs w:val="26"/>
+              </w:rPr>
+              <w:t>Đã test, không ghi nhận lỗi</w:t>
+            </w:r>
+          </w:p>
+        </w:tc>
+        <w:tc>
+          <w:tcPr>
+            <w:tcW w:w="1511" w:type="dxa"/>
             <w:tcBorders>
               <w:left w:val="single" w:sz="4" w:space="0" w:color="000000"/>
               <w:bottom w:val="single" w:sz="4" w:space="0" w:color="000000"/>
@@ -5833,7 +6396,7 @@
       <w:tr>
         <w:tc>
           <w:tcPr>
-            <w:tcW w:w="1606" w:type="dxa"/>
+            <w:tcW w:w="1509" w:type="dxa"/>
             <w:tcBorders>
               <w:left w:val="single" w:sz="4" w:space="0" w:color="000000"/>
               <w:bottom w:val="single" w:sz="4" w:space="0" w:color="000000"/>
@@ -5862,7 +6425,7 @@
         </w:tc>
         <w:tc>
           <w:tcPr>
-            <w:tcW w:w="1606" w:type="dxa"/>
+            <w:tcW w:w="1510" w:type="dxa"/>
             <w:tcBorders>
               <w:left w:val="single" w:sz="4" w:space="0" w:color="000000"/>
               <w:bottom w:val="single" w:sz="4" w:space="0" w:color="000000"/>
@@ -5890,7 +6453,7 @@
         </w:tc>
         <w:tc>
           <w:tcPr>
-            <w:tcW w:w="1607" w:type="dxa"/>
+            <w:tcW w:w="1511" w:type="dxa"/>
             <w:tcBorders>
               <w:left w:val="single" w:sz="4" w:space="0" w:color="000000"/>
               <w:bottom w:val="single" w:sz="4" w:space="0" w:color="000000"/>
@@ -5927,7 +6490,7 @@
         </w:tc>
         <w:tc>
           <w:tcPr>
-            <w:tcW w:w="1606" w:type="dxa"/>
+            <w:tcW w:w="1510" w:type="dxa"/>
             <w:tcBorders>
               <w:left w:val="single" w:sz="4" w:space="0" w:color="000000"/>
               <w:bottom w:val="single" w:sz="4" w:space="0" w:color="000000"/>
@@ -5950,13 +6513,29 @@
                 <w:szCs w:val="26"/>
               </w:rPr>
               <w:lastRenderedPageBreak/>
-              <w:t>[ ]</w:t>
-            </w:r>
-          </w:p>
-        </w:tc>
-        <w:tc>
-          <w:tcPr>
-            <w:tcW w:w="1606" w:type="dxa"/>
+              <w:t xml:space="preserve">[ </w:t>
+            </w:r>
+            <w:r>
+              <w:rPr>
+                <w:rFonts w:ascii="Times New Roman" w:hAnsi="Times New Roman" w:cs="Times New Roman"/>
+                <w:sz w:val="26"/>
+                <w:szCs w:val="26"/>
+              </w:rPr>
+              <w:t>x</w:t>
+            </w:r>
+            <w:r>
+              <w:rPr>
+                <w:rFonts w:ascii="Times New Roman" w:hAnsi="Times New Roman" w:cs="Times New Roman"/>
+                <w:sz w:val="26"/>
+                <w:szCs w:val="26"/>
+              </w:rPr>
+              <w:t>]</w:t>
+            </w:r>
+          </w:p>
+        </w:tc>
+        <w:tc>
+          <w:tcPr>
+            <w:tcW w:w="1510" w:type="dxa"/>
             <w:tcBorders>
               <w:left w:val="single" w:sz="4" w:space="0" w:color="000000"/>
               <w:bottom w:val="single" w:sz="4" w:space="0" w:color="000000"/>
@@ -5973,11 +6552,19 @@
                 <w:szCs w:val="26"/>
               </w:rPr>
             </w:pPr>
-          </w:p>
-        </w:tc>
-        <w:tc>
-          <w:tcPr>
-            <w:tcW w:w="1607" w:type="dxa"/>
+            <w:r>
+              <w:rPr>
+                <w:rFonts w:ascii="Times New Roman" w:hAnsi="Times New Roman" w:cs="Times New Roman"/>
+                <w:sz w:val="26"/>
+                <w:szCs w:val="26"/>
+              </w:rPr>
+              <w:t>Đã test, không ghi nhận lỗi</w:t>
+            </w:r>
+          </w:p>
+        </w:tc>
+        <w:tc>
+          <w:tcPr>
+            <w:tcW w:w="1511" w:type="dxa"/>
             <w:tcBorders>
               <w:left w:val="single" w:sz="4" w:space="0" w:color="000000"/>
               <w:bottom w:val="single" w:sz="4" w:space="0" w:color="000000"/>
@@ -6000,7 +6587,7 @@
       <w:tr>
         <w:tc>
           <w:tcPr>
-            <w:tcW w:w="1606" w:type="dxa"/>
+            <w:tcW w:w="1509" w:type="dxa"/>
             <w:tcBorders>
               <w:left w:val="single" w:sz="4" w:space="0" w:color="000000"/>
               <w:bottom w:val="single" w:sz="4" w:space="0" w:color="000000"/>
@@ -6029,7 +6616,7 @@
         </w:tc>
         <w:tc>
           <w:tcPr>
-            <w:tcW w:w="1606" w:type="dxa"/>
+            <w:tcW w:w="1510" w:type="dxa"/>
             <w:tcBorders>
               <w:left w:val="single" w:sz="4" w:space="0" w:color="000000"/>
               <w:bottom w:val="single" w:sz="4" w:space="0" w:color="000000"/>
@@ -6057,7 +6644,7 @@
         </w:tc>
         <w:tc>
           <w:tcPr>
-            <w:tcW w:w="1607" w:type="dxa"/>
+            <w:tcW w:w="1511" w:type="dxa"/>
             <w:tcBorders>
               <w:left w:val="single" w:sz="4" w:space="0" w:color="000000"/>
               <w:bottom w:val="single" w:sz="4" w:space="0" w:color="000000"/>
@@ -6085,35 +6672,51 @@
         </w:tc>
         <w:tc>
           <w:tcPr>
-            <w:tcW w:w="1606" w:type="dxa"/>
-            <w:tcBorders>
-              <w:left w:val="single" w:sz="4" w:space="0" w:color="000000"/>
-              <w:bottom w:val="single" w:sz="4" w:space="0" w:color="000000"/>
-            </w:tcBorders>
-          </w:tcPr>
-          <w:p>
-            <w:pPr>
-              <w:pStyle w:val="TableContents"/>
-              <w:spacing w:before="60" w:after="60" w:line="312" w:lineRule="auto"/>
-              <w:rPr>
-                <w:rFonts w:ascii="Times New Roman" w:hAnsi="Times New Roman" w:cs="Times New Roman"/>
-                <w:sz w:val="26"/>
-                <w:szCs w:val="26"/>
-              </w:rPr>
-            </w:pPr>
-            <w:r>
-              <w:rPr>
-                <w:rFonts w:ascii="Times New Roman" w:hAnsi="Times New Roman" w:cs="Times New Roman"/>
-                <w:sz w:val="26"/>
-                <w:szCs w:val="26"/>
-              </w:rPr>
-              <w:t>[ ]</w:t>
-            </w:r>
-          </w:p>
-        </w:tc>
-        <w:tc>
-          <w:tcPr>
-            <w:tcW w:w="1606" w:type="dxa"/>
+            <w:tcW w:w="1510" w:type="dxa"/>
+            <w:tcBorders>
+              <w:left w:val="single" w:sz="4" w:space="0" w:color="000000"/>
+              <w:bottom w:val="single" w:sz="4" w:space="0" w:color="000000"/>
+            </w:tcBorders>
+          </w:tcPr>
+          <w:p>
+            <w:pPr>
+              <w:pStyle w:val="TableContents"/>
+              <w:spacing w:before="60" w:after="60" w:line="312" w:lineRule="auto"/>
+              <w:rPr>
+                <w:rFonts w:ascii="Times New Roman" w:hAnsi="Times New Roman" w:cs="Times New Roman"/>
+                <w:sz w:val="26"/>
+                <w:szCs w:val="26"/>
+              </w:rPr>
+            </w:pPr>
+            <w:r>
+              <w:rPr>
+                <w:rFonts w:ascii="Times New Roman" w:hAnsi="Times New Roman" w:cs="Times New Roman"/>
+                <w:sz w:val="26"/>
+                <w:szCs w:val="26"/>
+              </w:rPr>
+              <w:t xml:space="preserve">[ </w:t>
+            </w:r>
+            <w:r>
+              <w:rPr>
+                <w:rFonts w:ascii="Times New Roman" w:hAnsi="Times New Roman" w:cs="Times New Roman"/>
+                <w:sz w:val="26"/>
+                <w:szCs w:val="26"/>
+              </w:rPr>
+              <w:t>x</w:t>
+            </w:r>
+            <w:r>
+              <w:rPr>
+                <w:rFonts w:ascii="Times New Roman" w:hAnsi="Times New Roman" w:cs="Times New Roman"/>
+                <w:sz w:val="26"/>
+                <w:szCs w:val="26"/>
+              </w:rPr>
+              <w:t>]</w:t>
+            </w:r>
+          </w:p>
+        </w:tc>
+        <w:tc>
+          <w:tcPr>
+            <w:tcW w:w="1510" w:type="dxa"/>
             <w:tcBorders>
               <w:left w:val="single" w:sz="4" w:space="0" w:color="000000"/>
               <w:bottom w:val="single" w:sz="4" w:space="0" w:color="000000"/>
@@ -6130,11 +6733,19 @@
                 <w:szCs w:val="26"/>
               </w:rPr>
             </w:pPr>
-          </w:p>
-        </w:tc>
-        <w:tc>
-          <w:tcPr>
-            <w:tcW w:w="1607" w:type="dxa"/>
+            <w:r>
+              <w:rPr>
+                <w:rFonts w:ascii="Times New Roman" w:hAnsi="Times New Roman" w:cs="Times New Roman"/>
+                <w:sz w:val="26"/>
+                <w:szCs w:val="26"/>
+              </w:rPr>
+              <w:t>Đã test, không ghi nhận lỗi</w:t>
+            </w:r>
+          </w:p>
+        </w:tc>
+        <w:tc>
+          <w:tcPr>
+            <w:tcW w:w="1511" w:type="dxa"/>
             <w:tcBorders>
               <w:left w:val="single" w:sz="4" w:space="0" w:color="000000"/>
               <w:bottom w:val="single" w:sz="4" w:space="0" w:color="000000"/>
@@ -6157,7 +6768,7 @@
       <w:tr>
         <w:tc>
           <w:tcPr>
-            <w:tcW w:w="1606" w:type="dxa"/>
+            <w:tcW w:w="1509" w:type="dxa"/>
             <w:tcBorders>
               <w:left w:val="single" w:sz="4" w:space="0" w:color="000000"/>
               <w:bottom w:val="single" w:sz="4" w:space="0" w:color="000000"/>
@@ -6186,7 +6797,7 @@
         </w:tc>
         <w:tc>
           <w:tcPr>
-            <w:tcW w:w="1606" w:type="dxa"/>
+            <w:tcW w:w="1510" w:type="dxa"/>
             <w:tcBorders>
               <w:left w:val="single" w:sz="4" w:space="0" w:color="000000"/>
               <w:bottom w:val="single" w:sz="4" w:space="0" w:color="000000"/>
@@ -6214,7 +6825,7 @@
         </w:tc>
         <w:tc>
           <w:tcPr>
-            <w:tcW w:w="1607" w:type="dxa"/>
+            <w:tcW w:w="1511" w:type="dxa"/>
             <w:tcBorders>
               <w:left w:val="single" w:sz="4" w:space="0" w:color="000000"/>
               <w:bottom w:val="single" w:sz="4" w:space="0" w:color="000000"/>
@@ -6259,35 +6870,51 @@
         </w:tc>
         <w:tc>
           <w:tcPr>
-            <w:tcW w:w="1606" w:type="dxa"/>
-            <w:tcBorders>
-              <w:left w:val="single" w:sz="4" w:space="0" w:color="000000"/>
-              <w:bottom w:val="single" w:sz="4" w:space="0" w:color="000000"/>
-            </w:tcBorders>
-          </w:tcPr>
-          <w:p>
-            <w:pPr>
-              <w:pStyle w:val="TableContents"/>
-              <w:spacing w:before="60" w:after="60" w:line="312" w:lineRule="auto"/>
-              <w:rPr>
-                <w:rFonts w:ascii="Times New Roman" w:hAnsi="Times New Roman" w:cs="Times New Roman"/>
-                <w:sz w:val="26"/>
-                <w:szCs w:val="26"/>
-              </w:rPr>
-            </w:pPr>
-            <w:r>
-              <w:rPr>
-                <w:rFonts w:ascii="Times New Roman" w:hAnsi="Times New Roman" w:cs="Times New Roman"/>
-                <w:sz w:val="26"/>
-                <w:szCs w:val="26"/>
-              </w:rPr>
-              <w:t>[ ]</w:t>
-            </w:r>
-          </w:p>
-        </w:tc>
-        <w:tc>
-          <w:tcPr>
-            <w:tcW w:w="1606" w:type="dxa"/>
+            <w:tcW w:w="1510" w:type="dxa"/>
+            <w:tcBorders>
+              <w:left w:val="single" w:sz="4" w:space="0" w:color="000000"/>
+              <w:bottom w:val="single" w:sz="4" w:space="0" w:color="000000"/>
+            </w:tcBorders>
+          </w:tcPr>
+          <w:p>
+            <w:pPr>
+              <w:pStyle w:val="TableContents"/>
+              <w:spacing w:before="60" w:after="60" w:line="312" w:lineRule="auto"/>
+              <w:rPr>
+                <w:rFonts w:ascii="Times New Roman" w:hAnsi="Times New Roman" w:cs="Times New Roman"/>
+                <w:sz w:val="26"/>
+                <w:szCs w:val="26"/>
+              </w:rPr>
+            </w:pPr>
+            <w:r>
+              <w:rPr>
+                <w:rFonts w:ascii="Times New Roman" w:hAnsi="Times New Roman" w:cs="Times New Roman"/>
+                <w:sz w:val="26"/>
+                <w:szCs w:val="26"/>
+              </w:rPr>
+              <w:t xml:space="preserve">[ </w:t>
+            </w:r>
+            <w:r>
+              <w:rPr>
+                <w:rFonts w:ascii="Times New Roman" w:hAnsi="Times New Roman" w:cs="Times New Roman"/>
+                <w:sz w:val="26"/>
+                <w:szCs w:val="26"/>
+              </w:rPr>
+              <w:t>x</w:t>
+            </w:r>
+            <w:r>
+              <w:rPr>
+                <w:rFonts w:ascii="Times New Roman" w:hAnsi="Times New Roman" w:cs="Times New Roman"/>
+                <w:sz w:val="26"/>
+                <w:szCs w:val="26"/>
+              </w:rPr>
+              <w:t>]</w:t>
+            </w:r>
+          </w:p>
+        </w:tc>
+        <w:tc>
+          <w:tcPr>
+            <w:tcW w:w="1510" w:type="dxa"/>
             <w:tcBorders>
               <w:left w:val="single" w:sz="4" w:space="0" w:color="000000"/>
               <w:bottom w:val="single" w:sz="4" w:space="0" w:color="000000"/>
@@ -6304,11 +6931,19 @@
                 <w:szCs w:val="26"/>
               </w:rPr>
             </w:pPr>
-          </w:p>
-        </w:tc>
-        <w:tc>
-          <w:tcPr>
-            <w:tcW w:w="1607" w:type="dxa"/>
+            <w:r>
+              <w:rPr>
+                <w:rFonts w:ascii="Times New Roman" w:hAnsi="Times New Roman" w:cs="Times New Roman"/>
+                <w:sz w:val="26"/>
+                <w:szCs w:val="26"/>
+              </w:rPr>
+              <w:t>Đã test, không ghi nhận lỗi</w:t>
+            </w:r>
+          </w:p>
+        </w:tc>
+        <w:tc>
+          <w:tcPr>
+            <w:tcW w:w="1511" w:type="dxa"/>
             <w:tcBorders>
               <w:left w:val="single" w:sz="4" w:space="0" w:color="000000"/>
               <w:bottom w:val="single" w:sz="4" w:space="0" w:color="000000"/>
@@ -6331,7 +6966,7 @@
       <w:tr>
         <w:tc>
           <w:tcPr>
-            <w:tcW w:w="1606" w:type="dxa"/>
+            <w:tcW w:w="1509" w:type="dxa"/>
             <w:tcBorders>
               <w:left w:val="single" w:sz="4" w:space="0" w:color="000000"/>
               <w:bottom w:val="single" w:sz="4" w:space="0" w:color="000000"/>
@@ -6360,7 +6995,7 @@
         </w:tc>
         <w:tc>
           <w:tcPr>
-            <w:tcW w:w="1606" w:type="dxa"/>
+            <w:tcW w:w="1510" w:type="dxa"/>
             <w:tcBorders>
               <w:left w:val="single" w:sz="4" w:space="0" w:color="000000"/>
               <w:bottom w:val="single" w:sz="4" w:space="0" w:color="000000"/>
@@ -6388,7 +7023,7 @@
         </w:tc>
         <w:tc>
           <w:tcPr>
-            <w:tcW w:w="1607" w:type="dxa"/>
+            <w:tcW w:w="1511" w:type="dxa"/>
             <w:tcBorders>
               <w:left w:val="single" w:sz="4" w:space="0" w:color="000000"/>
               <w:bottom w:val="single" w:sz="4" w:space="0" w:color="000000"/>
@@ -6425,7 +7060,7 @@
         </w:tc>
         <w:tc>
           <w:tcPr>
-            <w:tcW w:w="1606" w:type="dxa"/>
+            <w:tcW w:w="1510" w:type="dxa"/>
             <w:tcBorders>
               <w:left w:val="single" w:sz="4" w:space="0" w:color="000000"/>
               <w:bottom w:val="single" w:sz="4" w:space="0" w:color="000000"/>
@@ -6448,13 +7083,29 @@
                 <w:szCs w:val="26"/>
               </w:rPr>
               <w:lastRenderedPageBreak/>
-              <w:t>[ ]</w:t>
-            </w:r>
-          </w:p>
-        </w:tc>
-        <w:tc>
-          <w:tcPr>
-            <w:tcW w:w="1606" w:type="dxa"/>
+              <w:t xml:space="preserve">[ </w:t>
+            </w:r>
+            <w:r>
+              <w:rPr>
+                <w:rFonts w:ascii="Times New Roman" w:hAnsi="Times New Roman" w:cs="Times New Roman"/>
+                <w:sz w:val="26"/>
+                <w:szCs w:val="26"/>
+              </w:rPr>
+              <w:t>x</w:t>
+            </w:r>
+            <w:r>
+              <w:rPr>
+                <w:rFonts w:ascii="Times New Roman" w:hAnsi="Times New Roman" w:cs="Times New Roman"/>
+                <w:sz w:val="26"/>
+                <w:szCs w:val="26"/>
+              </w:rPr>
+              <w:t>]</w:t>
+            </w:r>
+          </w:p>
+        </w:tc>
+        <w:tc>
+          <w:tcPr>
+            <w:tcW w:w="1510" w:type="dxa"/>
             <w:tcBorders>
               <w:left w:val="single" w:sz="4" w:space="0" w:color="000000"/>
               <w:bottom w:val="single" w:sz="4" w:space="0" w:color="000000"/>
@@ -6471,11 +7122,19 @@
                 <w:szCs w:val="26"/>
               </w:rPr>
             </w:pPr>
-          </w:p>
-        </w:tc>
-        <w:tc>
-          <w:tcPr>
-            <w:tcW w:w="1607" w:type="dxa"/>
+            <w:r>
+              <w:rPr>
+                <w:rFonts w:ascii="Times New Roman" w:hAnsi="Times New Roman" w:cs="Times New Roman"/>
+                <w:sz w:val="26"/>
+                <w:szCs w:val="26"/>
+              </w:rPr>
+              <w:t>Đã test, không ghi nhận lỗi</w:t>
+            </w:r>
+          </w:p>
+        </w:tc>
+        <w:tc>
+          <w:tcPr>
+            <w:tcW w:w="1511" w:type="dxa"/>
             <w:tcBorders>
               <w:left w:val="single" w:sz="4" w:space="0" w:color="000000"/>
               <w:bottom w:val="single" w:sz="4" w:space="0" w:color="000000"/>
@@ -6584,7 +7243,7 @@
         </w:trPr>
         <w:tc>
           <w:tcPr>
-            <w:tcW w:w="1606" w:type="dxa"/>
+            <w:tcW w:w="1509" w:type="dxa"/>
             <w:tcBorders>
               <w:top w:val="single" w:sz="4" w:space="0" w:color="000000"/>
               <w:left w:val="single" w:sz="4" w:space="0" w:color="000000"/>
@@ -6613,7 +7272,7 @@
         </w:tc>
         <w:tc>
           <w:tcPr>
-            <w:tcW w:w="1606" w:type="dxa"/>
+            <w:tcW w:w="1510" w:type="dxa"/>
             <w:tcBorders>
               <w:top w:val="single" w:sz="4" w:space="0" w:color="000000"/>
               <w:left w:val="single" w:sz="4" w:space="0" w:color="000000"/>
@@ -6643,7 +7302,7 @@
         </w:tc>
         <w:tc>
           <w:tcPr>
-            <w:tcW w:w="1607" w:type="dxa"/>
+            <w:tcW w:w="1511" w:type="dxa"/>
             <w:tcBorders>
               <w:top w:val="single" w:sz="4" w:space="0" w:color="000000"/>
               <w:left w:val="single" w:sz="4" w:space="0" w:color="000000"/>
@@ -6673,7 +7332,7 @@
         </w:tc>
         <w:tc>
           <w:tcPr>
-            <w:tcW w:w="1606" w:type="dxa"/>
+            <w:tcW w:w="1510" w:type="dxa"/>
             <w:tcBorders>
               <w:top w:val="single" w:sz="4" w:space="0" w:color="000000"/>
               <w:left w:val="single" w:sz="4" w:space="0" w:color="000000"/>
@@ -6702,7 +7361,7 @@
         </w:tc>
         <w:tc>
           <w:tcPr>
-            <w:tcW w:w="1606" w:type="dxa"/>
+            <w:tcW w:w="1510" w:type="dxa"/>
             <w:tcBorders>
               <w:top w:val="single" w:sz="4" w:space="0" w:color="000000"/>
               <w:left w:val="single" w:sz="4" w:space="0" w:color="000000"/>
@@ -6731,7 +7390,7 @@
         </w:tc>
         <w:tc>
           <w:tcPr>
-            <w:tcW w:w="1607" w:type="dxa"/>
+            <w:tcW w:w="1511" w:type="dxa"/>
             <w:tcBorders>
               <w:top w:val="single" w:sz="4" w:space="0" w:color="000000"/>
               <w:left w:val="single" w:sz="4" w:space="0" w:color="000000"/>
@@ -6764,7 +7423,7 @@
       <w:tr>
         <w:tc>
           <w:tcPr>
-            <w:tcW w:w="1606" w:type="dxa"/>
+            <w:tcW w:w="1509" w:type="dxa"/>
             <w:tcBorders>
               <w:left w:val="single" w:sz="4" w:space="0" w:color="000000"/>
               <w:bottom w:val="single" w:sz="4" w:space="0" w:color="000000"/>
@@ -6793,7 +7452,7 @@
         </w:tc>
         <w:tc>
           <w:tcPr>
-            <w:tcW w:w="1606" w:type="dxa"/>
+            <w:tcW w:w="1510" w:type="dxa"/>
             <w:tcBorders>
               <w:left w:val="single" w:sz="4" w:space="0" w:color="000000"/>
               <w:bottom w:val="single" w:sz="4" w:space="0" w:color="000000"/>
@@ -6821,7 +7480,7 @@
         </w:tc>
         <w:tc>
           <w:tcPr>
-            <w:tcW w:w="1607" w:type="dxa"/>
+            <w:tcW w:w="1511" w:type="dxa"/>
             <w:tcBorders>
               <w:left w:val="single" w:sz="4" w:space="0" w:color="000000"/>
               <w:bottom w:val="single" w:sz="4" w:space="0" w:color="000000"/>
@@ -6865,35 +7524,51 @@
         </w:tc>
         <w:tc>
           <w:tcPr>
-            <w:tcW w:w="1606" w:type="dxa"/>
-            <w:tcBorders>
-              <w:left w:val="single" w:sz="4" w:space="0" w:color="000000"/>
-              <w:bottom w:val="single" w:sz="4" w:space="0" w:color="000000"/>
-            </w:tcBorders>
-          </w:tcPr>
-          <w:p>
-            <w:pPr>
-              <w:pStyle w:val="TableContents"/>
-              <w:spacing w:before="60" w:after="60" w:line="312" w:lineRule="auto"/>
-              <w:rPr>
-                <w:rFonts w:ascii="Times New Roman" w:hAnsi="Times New Roman" w:cs="Times New Roman"/>
-                <w:sz w:val="26"/>
-                <w:szCs w:val="26"/>
-              </w:rPr>
-            </w:pPr>
-            <w:r>
-              <w:rPr>
-                <w:rFonts w:ascii="Times New Roman" w:hAnsi="Times New Roman" w:cs="Times New Roman"/>
-                <w:sz w:val="26"/>
-                <w:szCs w:val="26"/>
-              </w:rPr>
-              <w:t>[ ]</w:t>
-            </w:r>
-          </w:p>
-        </w:tc>
-        <w:tc>
-          <w:tcPr>
-            <w:tcW w:w="1606" w:type="dxa"/>
+            <w:tcW w:w="1510" w:type="dxa"/>
+            <w:tcBorders>
+              <w:left w:val="single" w:sz="4" w:space="0" w:color="000000"/>
+              <w:bottom w:val="single" w:sz="4" w:space="0" w:color="000000"/>
+            </w:tcBorders>
+          </w:tcPr>
+          <w:p>
+            <w:pPr>
+              <w:pStyle w:val="TableContents"/>
+              <w:spacing w:before="60" w:after="60" w:line="312" w:lineRule="auto"/>
+              <w:rPr>
+                <w:rFonts w:ascii="Times New Roman" w:hAnsi="Times New Roman" w:cs="Times New Roman"/>
+                <w:sz w:val="26"/>
+                <w:szCs w:val="26"/>
+              </w:rPr>
+            </w:pPr>
+            <w:r>
+              <w:rPr>
+                <w:rFonts w:ascii="Times New Roman" w:hAnsi="Times New Roman" w:cs="Times New Roman"/>
+                <w:sz w:val="26"/>
+                <w:szCs w:val="26"/>
+              </w:rPr>
+              <w:t xml:space="preserve">[ </w:t>
+            </w:r>
+            <w:r>
+              <w:rPr>
+                <w:rFonts w:ascii="Times New Roman" w:hAnsi="Times New Roman" w:cs="Times New Roman"/>
+                <w:sz w:val="26"/>
+                <w:szCs w:val="26"/>
+              </w:rPr>
+              <w:t>x</w:t>
+            </w:r>
+            <w:r>
+              <w:rPr>
+                <w:rFonts w:ascii="Times New Roman" w:hAnsi="Times New Roman" w:cs="Times New Roman"/>
+                <w:sz w:val="26"/>
+                <w:szCs w:val="26"/>
+              </w:rPr>
+              <w:t>]</w:t>
+            </w:r>
+          </w:p>
+        </w:tc>
+        <w:tc>
+          <w:tcPr>
+            <w:tcW w:w="1510" w:type="dxa"/>
             <w:tcBorders>
               <w:left w:val="single" w:sz="4" w:space="0" w:color="000000"/>
               <w:bottom w:val="single" w:sz="4" w:space="0" w:color="000000"/>
@@ -6910,11 +7585,19 @@
                 <w:szCs w:val="26"/>
               </w:rPr>
             </w:pPr>
-          </w:p>
-        </w:tc>
-        <w:tc>
-          <w:tcPr>
-            <w:tcW w:w="1607" w:type="dxa"/>
+            <w:r>
+              <w:rPr>
+                <w:rFonts w:ascii="Times New Roman" w:hAnsi="Times New Roman" w:cs="Times New Roman"/>
+                <w:sz w:val="26"/>
+                <w:szCs w:val="26"/>
+              </w:rPr>
+              <w:t>Đã test, không ghi nhận lỗi</w:t>
+            </w:r>
+          </w:p>
+        </w:tc>
+        <w:tc>
+          <w:tcPr>
+            <w:tcW w:w="1511" w:type="dxa"/>
             <w:tcBorders>
               <w:left w:val="single" w:sz="4" w:space="0" w:color="000000"/>
               <w:bottom w:val="single" w:sz="4" w:space="0" w:color="000000"/>
@@ -6937,7 +7620,7 @@
       <w:tr>
         <w:tc>
           <w:tcPr>
-            <w:tcW w:w="1606" w:type="dxa"/>
+            <w:tcW w:w="1509" w:type="dxa"/>
             <w:tcBorders>
               <w:left w:val="single" w:sz="4" w:space="0" w:color="000000"/>
               <w:bottom w:val="single" w:sz="4" w:space="0" w:color="000000"/>
@@ -6966,7 +7649,7 @@
         </w:tc>
         <w:tc>
           <w:tcPr>
-            <w:tcW w:w="1606" w:type="dxa"/>
+            <w:tcW w:w="1510" w:type="dxa"/>
             <w:tcBorders>
               <w:left w:val="single" w:sz="4" w:space="0" w:color="000000"/>
               <w:bottom w:val="single" w:sz="4" w:space="0" w:color="000000"/>
@@ -6994,7 +7677,7 @@
         </w:tc>
         <w:tc>
           <w:tcPr>
-            <w:tcW w:w="1607" w:type="dxa"/>
+            <w:tcW w:w="1511" w:type="dxa"/>
             <w:tcBorders>
               <w:left w:val="single" w:sz="4" w:space="0" w:color="000000"/>
               <w:bottom w:val="single" w:sz="4" w:space="0" w:color="000000"/>
@@ -7022,35 +7705,51 @@
         </w:tc>
         <w:tc>
           <w:tcPr>
-            <w:tcW w:w="1606" w:type="dxa"/>
-            <w:tcBorders>
-              <w:left w:val="single" w:sz="4" w:space="0" w:color="000000"/>
-              <w:bottom w:val="single" w:sz="4" w:space="0" w:color="000000"/>
-            </w:tcBorders>
-          </w:tcPr>
-          <w:p>
-            <w:pPr>
-              <w:pStyle w:val="TableContents"/>
-              <w:spacing w:before="60" w:after="60" w:line="312" w:lineRule="auto"/>
-              <w:rPr>
-                <w:rFonts w:ascii="Times New Roman" w:hAnsi="Times New Roman" w:cs="Times New Roman"/>
-                <w:sz w:val="26"/>
-                <w:szCs w:val="26"/>
-              </w:rPr>
-            </w:pPr>
-            <w:r>
-              <w:rPr>
-                <w:rFonts w:ascii="Times New Roman" w:hAnsi="Times New Roman" w:cs="Times New Roman"/>
-                <w:sz w:val="26"/>
-                <w:szCs w:val="26"/>
-              </w:rPr>
-              <w:t>[ ]</w:t>
-            </w:r>
-          </w:p>
-        </w:tc>
-        <w:tc>
-          <w:tcPr>
-            <w:tcW w:w="1606" w:type="dxa"/>
+            <w:tcW w:w="1510" w:type="dxa"/>
+            <w:tcBorders>
+              <w:left w:val="single" w:sz="4" w:space="0" w:color="000000"/>
+              <w:bottom w:val="single" w:sz="4" w:space="0" w:color="000000"/>
+            </w:tcBorders>
+          </w:tcPr>
+          <w:p>
+            <w:pPr>
+              <w:pStyle w:val="TableContents"/>
+              <w:spacing w:before="60" w:after="60" w:line="312" w:lineRule="auto"/>
+              <w:rPr>
+                <w:rFonts w:ascii="Times New Roman" w:hAnsi="Times New Roman" w:cs="Times New Roman"/>
+                <w:sz w:val="26"/>
+                <w:szCs w:val="26"/>
+              </w:rPr>
+            </w:pPr>
+            <w:r>
+              <w:rPr>
+                <w:rFonts w:ascii="Times New Roman" w:hAnsi="Times New Roman" w:cs="Times New Roman"/>
+                <w:sz w:val="26"/>
+                <w:szCs w:val="26"/>
+              </w:rPr>
+              <w:t xml:space="preserve">[ </w:t>
+            </w:r>
+            <w:r>
+              <w:rPr>
+                <w:rFonts w:ascii="Times New Roman" w:hAnsi="Times New Roman" w:cs="Times New Roman"/>
+                <w:sz w:val="26"/>
+                <w:szCs w:val="26"/>
+              </w:rPr>
+              <w:t>x</w:t>
+            </w:r>
+            <w:r>
+              <w:rPr>
+                <w:rFonts w:ascii="Times New Roman" w:hAnsi="Times New Roman" w:cs="Times New Roman"/>
+                <w:sz w:val="26"/>
+                <w:szCs w:val="26"/>
+              </w:rPr>
+              <w:t>]</w:t>
+            </w:r>
+          </w:p>
+        </w:tc>
+        <w:tc>
+          <w:tcPr>
+            <w:tcW w:w="1510" w:type="dxa"/>
             <w:tcBorders>
               <w:left w:val="single" w:sz="4" w:space="0" w:color="000000"/>
               <w:bottom w:val="single" w:sz="4" w:space="0" w:color="000000"/>
@@ -7067,11 +7766,19 @@
                 <w:szCs w:val="26"/>
               </w:rPr>
             </w:pPr>
-          </w:p>
-        </w:tc>
-        <w:tc>
-          <w:tcPr>
-            <w:tcW w:w="1607" w:type="dxa"/>
+            <w:r>
+              <w:rPr>
+                <w:rFonts w:ascii="Times New Roman" w:hAnsi="Times New Roman" w:cs="Times New Roman"/>
+                <w:sz w:val="26"/>
+                <w:szCs w:val="26"/>
+              </w:rPr>
+              <w:t>Đã test, không ghi nhận lỗi</w:t>
+            </w:r>
+          </w:p>
+        </w:tc>
+        <w:tc>
+          <w:tcPr>
+            <w:tcW w:w="1511" w:type="dxa"/>
             <w:tcBorders>
               <w:left w:val="single" w:sz="4" w:space="0" w:color="000000"/>
               <w:bottom w:val="single" w:sz="4" w:space="0" w:color="000000"/>
@@ -7094,7 +7801,7 @@
       <w:tr>
         <w:tc>
           <w:tcPr>
-            <w:tcW w:w="1606" w:type="dxa"/>
+            <w:tcW w:w="1509" w:type="dxa"/>
             <w:tcBorders>
               <w:left w:val="single" w:sz="4" w:space="0" w:color="000000"/>
               <w:bottom w:val="single" w:sz="4" w:space="0" w:color="000000"/>
@@ -7123,7 +7830,7 @@
         </w:tc>
         <w:tc>
           <w:tcPr>
-            <w:tcW w:w="1606" w:type="dxa"/>
+            <w:tcW w:w="1510" w:type="dxa"/>
             <w:tcBorders>
               <w:left w:val="single" w:sz="4" w:space="0" w:color="000000"/>
               <w:bottom w:val="single" w:sz="4" w:space="0" w:color="000000"/>
@@ -7160,7 +7867,7 @@
         </w:tc>
         <w:tc>
           <w:tcPr>
-            <w:tcW w:w="1607" w:type="dxa"/>
+            <w:tcW w:w="1511" w:type="dxa"/>
             <w:tcBorders>
               <w:left w:val="single" w:sz="4" w:space="0" w:color="000000"/>
               <w:bottom w:val="single" w:sz="4" w:space="0" w:color="000000"/>
@@ -7198,7 +7905,7 @@
         </w:tc>
         <w:tc>
           <w:tcPr>
-            <w:tcW w:w="1606" w:type="dxa"/>
+            <w:tcW w:w="1510" w:type="dxa"/>
             <w:tcBorders>
               <w:left w:val="single" w:sz="4" w:space="0" w:color="000000"/>
               <w:bottom w:val="single" w:sz="4" w:space="0" w:color="000000"/>
@@ -7227,7 +7934,7 @@
         </w:tc>
         <w:tc>
           <w:tcPr>
-            <w:tcW w:w="1606" w:type="dxa"/>
+            <w:tcW w:w="1510" w:type="dxa"/>
             <w:tcBorders>
               <w:left w:val="single" w:sz="4" w:space="0" w:color="000000"/>
               <w:bottom w:val="single" w:sz="4" w:space="0" w:color="000000"/>
@@ -7248,7 +7955,7 @@
         </w:tc>
         <w:tc>
           <w:tcPr>
-            <w:tcW w:w="1607" w:type="dxa"/>
+            <w:tcW w:w="1511" w:type="dxa"/>
             <w:tcBorders>
               <w:left w:val="single" w:sz="4" w:space="0" w:color="000000"/>
               <w:bottom w:val="single" w:sz="4" w:space="0" w:color="000000"/>
@@ -7271,7 +7978,7 @@
       <w:tr>
         <w:tc>
           <w:tcPr>
-            <w:tcW w:w="1606" w:type="dxa"/>
+            <w:tcW w:w="1509" w:type="dxa"/>
             <w:tcBorders>
               <w:left w:val="single" w:sz="4" w:space="0" w:color="000000"/>
               <w:bottom w:val="single" w:sz="4" w:space="0" w:color="000000"/>
@@ -7300,7 +8007,7 @@
         </w:tc>
         <w:tc>
           <w:tcPr>
-            <w:tcW w:w="1606" w:type="dxa"/>
+            <w:tcW w:w="1510" w:type="dxa"/>
             <w:tcBorders>
               <w:left w:val="single" w:sz="4" w:space="0" w:color="000000"/>
               <w:bottom w:val="single" w:sz="4" w:space="0" w:color="000000"/>
@@ -7328,7 +8035,7 @@
         </w:tc>
         <w:tc>
           <w:tcPr>
-            <w:tcW w:w="1607" w:type="dxa"/>
+            <w:tcW w:w="1511" w:type="dxa"/>
             <w:tcBorders>
               <w:left w:val="single" w:sz="4" w:space="0" w:color="000000"/>
               <w:bottom w:val="single" w:sz="4" w:space="0" w:color="000000"/>
@@ -7356,35 +8063,51 @@
         </w:tc>
         <w:tc>
           <w:tcPr>
-            <w:tcW w:w="1606" w:type="dxa"/>
-            <w:tcBorders>
-              <w:left w:val="single" w:sz="4" w:space="0" w:color="000000"/>
-              <w:bottom w:val="single" w:sz="4" w:space="0" w:color="000000"/>
-            </w:tcBorders>
-          </w:tcPr>
-          <w:p>
-            <w:pPr>
-              <w:pStyle w:val="TableContents"/>
-              <w:spacing w:before="60" w:after="60" w:line="312" w:lineRule="auto"/>
-              <w:rPr>
-                <w:rFonts w:ascii="Times New Roman" w:hAnsi="Times New Roman" w:cs="Times New Roman"/>
-                <w:sz w:val="26"/>
-                <w:szCs w:val="26"/>
-              </w:rPr>
-            </w:pPr>
-            <w:r>
-              <w:rPr>
-                <w:rFonts w:ascii="Times New Roman" w:hAnsi="Times New Roman" w:cs="Times New Roman"/>
-                <w:sz w:val="26"/>
-                <w:szCs w:val="26"/>
-              </w:rPr>
-              <w:t>[ ]</w:t>
-            </w:r>
-          </w:p>
-        </w:tc>
-        <w:tc>
-          <w:tcPr>
-            <w:tcW w:w="1606" w:type="dxa"/>
+            <w:tcW w:w="1510" w:type="dxa"/>
+            <w:tcBorders>
+              <w:left w:val="single" w:sz="4" w:space="0" w:color="000000"/>
+              <w:bottom w:val="single" w:sz="4" w:space="0" w:color="000000"/>
+            </w:tcBorders>
+          </w:tcPr>
+          <w:p>
+            <w:pPr>
+              <w:pStyle w:val="TableContents"/>
+              <w:spacing w:before="60" w:after="60" w:line="312" w:lineRule="auto"/>
+              <w:rPr>
+                <w:rFonts w:ascii="Times New Roman" w:hAnsi="Times New Roman" w:cs="Times New Roman"/>
+                <w:sz w:val="26"/>
+                <w:szCs w:val="26"/>
+              </w:rPr>
+            </w:pPr>
+            <w:r>
+              <w:rPr>
+                <w:rFonts w:ascii="Times New Roman" w:hAnsi="Times New Roman" w:cs="Times New Roman"/>
+                <w:sz w:val="26"/>
+                <w:szCs w:val="26"/>
+              </w:rPr>
+              <w:t xml:space="preserve">[ </w:t>
+            </w:r>
+            <w:r>
+              <w:rPr>
+                <w:rFonts w:ascii="Times New Roman" w:hAnsi="Times New Roman" w:cs="Times New Roman"/>
+                <w:sz w:val="26"/>
+                <w:szCs w:val="26"/>
+              </w:rPr>
+              <w:t>x</w:t>
+            </w:r>
+            <w:r>
+              <w:rPr>
+                <w:rFonts w:ascii="Times New Roman" w:hAnsi="Times New Roman" w:cs="Times New Roman"/>
+                <w:sz w:val="26"/>
+                <w:szCs w:val="26"/>
+              </w:rPr>
+              <w:t>]</w:t>
+            </w:r>
+          </w:p>
+        </w:tc>
+        <w:tc>
+          <w:tcPr>
+            <w:tcW w:w="1510" w:type="dxa"/>
             <w:tcBorders>
               <w:left w:val="single" w:sz="4" w:space="0" w:color="000000"/>
               <w:bottom w:val="single" w:sz="4" w:space="0" w:color="000000"/>
@@ -7401,11 +8124,19 @@
                 <w:szCs w:val="26"/>
               </w:rPr>
             </w:pPr>
-          </w:p>
-        </w:tc>
-        <w:tc>
-          <w:tcPr>
-            <w:tcW w:w="1607" w:type="dxa"/>
+            <w:r>
+              <w:rPr>
+                <w:rFonts w:ascii="Times New Roman" w:hAnsi="Times New Roman" w:cs="Times New Roman"/>
+                <w:sz w:val="26"/>
+                <w:szCs w:val="26"/>
+              </w:rPr>
+              <w:t>Đã test, không ghi nhận lỗi</w:t>
+            </w:r>
+          </w:p>
+        </w:tc>
+        <w:tc>
+          <w:tcPr>
+            <w:tcW w:w="1511" w:type="dxa"/>
             <w:tcBorders>
               <w:left w:val="single" w:sz="4" w:space="0" w:color="000000"/>
               <w:bottom w:val="single" w:sz="4" w:space="0" w:color="000000"/>
@@ -7428,7 +8159,7 @@
       <w:tr>
         <w:tc>
           <w:tcPr>
-            <w:tcW w:w="1606" w:type="dxa"/>
+            <w:tcW w:w="1509" w:type="dxa"/>
             <w:tcBorders>
               <w:left w:val="single" w:sz="4" w:space="0" w:color="000000"/>
               <w:bottom w:val="single" w:sz="4" w:space="0" w:color="000000"/>
@@ -7457,7 +8188,7 @@
         </w:tc>
         <w:tc>
           <w:tcPr>
-            <w:tcW w:w="1606" w:type="dxa"/>
+            <w:tcW w:w="1510" w:type="dxa"/>
             <w:tcBorders>
               <w:left w:val="single" w:sz="4" w:space="0" w:color="000000"/>
               <w:bottom w:val="single" w:sz="4" w:space="0" w:color="000000"/>
@@ -7485,7 +8216,7 @@
         </w:tc>
         <w:tc>
           <w:tcPr>
-            <w:tcW w:w="1607" w:type="dxa"/>
+            <w:tcW w:w="1511" w:type="dxa"/>
             <w:tcBorders>
               <w:left w:val="single" w:sz="4" w:space="0" w:color="000000"/>
               <w:bottom w:val="single" w:sz="4" w:space="0" w:color="000000"/>
@@ -7522,7 +8253,7 @@
         </w:tc>
         <w:tc>
           <w:tcPr>
-            <w:tcW w:w="1606" w:type="dxa"/>
+            <w:tcW w:w="1510" w:type="dxa"/>
             <w:tcBorders>
               <w:left w:val="single" w:sz="4" w:space="0" w:color="000000"/>
               <w:bottom w:val="single" w:sz="4" w:space="0" w:color="000000"/>
@@ -7545,13 +8276,29 @@
                 <w:szCs w:val="26"/>
               </w:rPr>
               <w:lastRenderedPageBreak/>
-              <w:t>[ ]</w:t>
-            </w:r>
-          </w:p>
-        </w:tc>
-        <w:tc>
-          <w:tcPr>
-            <w:tcW w:w="1606" w:type="dxa"/>
+              <w:t xml:space="preserve">[ </w:t>
+            </w:r>
+            <w:r>
+              <w:rPr>
+                <w:rFonts w:ascii="Times New Roman" w:hAnsi="Times New Roman" w:cs="Times New Roman"/>
+                <w:sz w:val="26"/>
+                <w:szCs w:val="26"/>
+              </w:rPr>
+              <w:t>x</w:t>
+            </w:r>
+            <w:r>
+              <w:rPr>
+                <w:rFonts w:ascii="Times New Roman" w:hAnsi="Times New Roman" w:cs="Times New Roman"/>
+                <w:sz w:val="26"/>
+                <w:szCs w:val="26"/>
+              </w:rPr>
+              <w:t>]</w:t>
+            </w:r>
+          </w:p>
+        </w:tc>
+        <w:tc>
+          <w:tcPr>
+            <w:tcW w:w="1510" w:type="dxa"/>
             <w:tcBorders>
               <w:left w:val="single" w:sz="4" w:space="0" w:color="000000"/>
               <w:bottom w:val="single" w:sz="4" w:space="0" w:color="000000"/>
@@ -7568,11 +8315,19 @@
                 <w:szCs w:val="26"/>
               </w:rPr>
             </w:pPr>
-          </w:p>
-        </w:tc>
-        <w:tc>
-          <w:tcPr>
-            <w:tcW w:w="1607" w:type="dxa"/>
+            <w:r>
+              <w:rPr>
+                <w:rFonts w:ascii="Times New Roman" w:hAnsi="Times New Roman" w:cs="Times New Roman"/>
+                <w:sz w:val="26"/>
+                <w:szCs w:val="26"/>
+              </w:rPr>
+              <w:t>Đã test, không ghi nhận lỗi</w:t>
+            </w:r>
+          </w:p>
+        </w:tc>
+        <w:tc>
+          <w:tcPr>
+            <w:tcW w:w="1511" w:type="dxa"/>
             <w:tcBorders>
               <w:left w:val="single" w:sz="4" w:space="0" w:color="000000"/>
               <w:bottom w:val="single" w:sz="4" w:space="0" w:color="000000"/>
@@ -7595,7 +8350,7 @@
       <w:tr>
         <w:tc>
           <w:tcPr>
-            <w:tcW w:w="1606" w:type="dxa"/>
+            <w:tcW w:w="1509" w:type="dxa"/>
             <w:tcBorders>
               <w:left w:val="single" w:sz="4" w:space="0" w:color="000000"/>
               <w:bottom w:val="single" w:sz="4" w:space="0" w:color="000000"/>
@@ -7624,7 +8379,7 @@
         </w:tc>
         <w:tc>
           <w:tcPr>
-            <w:tcW w:w="1606" w:type="dxa"/>
+            <w:tcW w:w="1510" w:type="dxa"/>
             <w:tcBorders>
               <w:left w:val="single" w:sz="4" w:space="0" w:color="000000"/>
               <w:bottom w:val="single" w:sz="4" w:space="0" w:color="000000"/>
@@ -7652,7 +8407,7 @@
         </w:tc>
         <w:tc>
           <w:tcPr>
-            <w:tcW w:w="1607" w:type="dxa"/>
+            <w:tcW w:w="1511" w:type="dxa"/>
             <w:tcBorders>
               <w:left w:val="single" w:sz="4" w:space="0" w:color="000000"/>
               <w:bottom w:val="single" w:sz="4" w:space="0" w:color="000000"/>
@@ -7680,7 +8435,7 @@
         </w:tc>
         <w:tc>
           <w:tcPr>
-            <w:tcW w:w="1606" w:type="dxa"/>
+            <w:tcW w:w="1510" w:type="dxa"/>
             <w:tcBorders>
               <w:left w:val="single" w:sz="4" w:space="0" w:color="000000"/>
               <w:bottom w:val="single" w:sz="4" w:space="0" w:color="000000"/>
@@ -7708,7 +8463,7 @@
         </w:tc>
         <w:tc>
           <w:tcPr>
-            <w:tcW w:w="1606" w:type="dxa"/>
+            <w:tcW w:w="1510" w:type="dxa"/>
             <w:tcBorders>
               <w:left w:val="single" w:sz="4" w:space="0" w:color="000000"/>
               <w:bottom w:val="single" w:sz="4" w:space="0" w:color="000000"/>
@@ -7729,7 +8484,7 @@
         </w:tc>
         <w:tc>
           <w:tcPr>
-            <w:tcW w:w="1607" w:type="dxa"/>
+            <w:tcW w:w="1511" w:type="dxa"/>
             <w:tcBorders>
               <w:left w:val="single" w:sz="4" w:space="0" w:color="000000"/>
               <w:bottom w:val="single" w:sz="4" w:space="0" w:color="000000"/>
@@ -7838,7 +8593,7 @@
         </w:trPr>
         <w:tc>
           <w:tcPr>
-            <w:tcW w:w="1606" w:type="dxa"/>
+            <w:tcW w:w="1509" w:type="dxa"/>
             <w:tcBorders>
               <w:top w:val="single" w:sz="4" w:space="0" w:color="000000"/>
               <w:left w:val="single" w:sz="4" w:space="0" w:color="000000"/>
@@ -7867,7 +8622,7 @@
         </w:tc>
         <w:tc>
           <w:tcPr>
-            <w:tcW w:w="1606" w:type="dxa"/>
+            <w:tcW w:w="1510" w:type="dxa"/>
             <w:tcBorders>
               <w:top w:val="single" w:sz="4" w:space="0" w:color="000000"/>
               <w:left w:val="single" w:sz="4" w:space="0" w:color="000000"/>
@@ -7897,7 +8652,7 @@
         </w:tc>
         <w:tc>
           <w:tcPr>
-            <w:tcW w:w="1607" w:type="dxa"/>
+            <w:tcW w:w="1511" w:type="dxa"/>
             <w:tcBorders>
               <w:top w:val="single" w:sz="4" w:space="0" w:color="000000"/>
               <w:left w:val="single" w:sz="4" w:space="0" w:color="000000"/>
@@ -7927,7 +8682,7 @@
         </w:tc>
         <w:tc>
           <w:tcPr>
-            <w:tcW w:w="1606" w:type="dxa"/>
+            <w:tcW w:w="1510" w:type="dxa"/>
             <w:tcBorders>
               <w:top w:val="single" w:sz="4" w:space="0" w:color="000000"/>
               <w:left w:val="single" w:sz="4" w:space="0" w:color="000000"/>
@@ -7956,7 +8711,7 @@
         </w:tc>
         <w:tc>
           <w:tcPr>
-            <w:tcW w:w="1606" w:type="dxa"/>
+            <w:tcW w:w="1510" w:type="dxa"/>
             <w:tcBorders>
               <w:top w:val="single" w:sz="4" w:space="0" w:color="000000"/>
               <w:left w:val="single" w:sz="4" w:space="0" w:color="000000"/>
@@ -7985,7 +8740,7 @@
         </w:tc>
         <w:tc>
           <w:tcPr>
-            <w:tcW w:w="1607" w:type="dxa"/>
+            <w:tcW w:w="1511" w:type="dxa"/>
             <w:tcBorders>
               <w:top w:val="single" w:sz="4" w:space="0" w:color="000000"/>
               <w:left w:val="single" w:sz="4" w:space="0" w:color="000000"/>
@@ -8018,7 +8773,7 @@
       <w:tr>
         <w:tc>
           <w:tcPr>
-            <w:tcW w:w="1606" w:type="dxa"/>
+            <w:tcW w:w="1509" w:type="dxa"/>
             <w:tcBorders>
               <w:left w:val="single" w:sz="4" w:space="0" w:color="000000"/>
               <w:bottom w:val="single" w:sz="4" w:space="0" w:color="000000"/>
@@ -8047,7 +8802,7 @@
         </w:tc>
         <w:tc>
           <w:tcPr>
-            <w:tcW w:w="1606" w:type="dxa"/>
+            <w:tcW w:w="1510" w:type="dxa"/>
             <w:tcBorders>
               <w:left w:val="single" w:sz="4" w:space="0" w:color="000000"/>
               <w:bottom w:val="single" w:sz="4" w:space="0" w:color="000000"/>
@@ -8075,7 +8830,7 @@
         </w:tc>
         <w:tc>
           <w:tcPr>
-            <w:tcW w:w="1607" w:type="dxa"/>
+            <w:tcW w:w="1511" w:type="dxa"/>
             <w:tcBorders>
               <w:left w:val="single" w:sz="4" w:space="0" w:color="000000"/>
               <w:bottom w:val="single" w:sz="4" w:space="0" w:color="000000"/>
@@ -8129,7 +8884,7 @@
         </w:tc>
         <w:tc>
           <w:tcPr>
-            <w:tcW w:w="1606" w:type="dxa"/>
+            <w:tcW w:w="1510" w:type="dxa"/>
             <w:tcBorders>
               <w:left w:val="single" w:sz="4" w:space="0" w:color="000000"/>
               <w:bottom w:val="single" w:sz="4" w:space="0" w:color="000000"/>
@@ -8152,13 +8907,29 @@
                 <w:szCs w:val="26"/>
               </w:rPr>
               <w:lastRenderedPageBreak/>
-              <w:t>[ ]</w:t>
-            </w:r>
-          </w:p>
-        </w:tc>
-        <w:tc>
-          <w:tcPr>
-            <w:tcW w:w="1606" w:type="dxa"/>
+              <w:t xml:space="preserve">[ </w:t>
+            </w:r>
+            <w:r>
+              <w:rPr>
+                <w:rFonts w:ascii="Times New Roman" w:hAnsi="Times New Roman" w:cs="Times New Roman"/>
+                <w:sz w:val="26"/>
+                <w:szCs w:val="26"/>
+              </w:rPr>
+              <w:t>x</w:t>
+            </w:r>
+            <w:r>
+              <w:rPr>
+                <w:rFonts w:ascii="Times New Roman" w:hAnsi="Times New Roman" w:cs="Times New Roman"/>
+                <w:sz w:val="26"/>
+                <w:szCs w:val="26"/>
+              </w:rPr>
+              <w:t>]</w:t>
+            </w:r>
+          </w:p>
+        </w:tc>
+        <w:tc>
+          <w:tcPr>
+            <w:tcW w:w="1510" w:type="dxa"/>
             <w:tcBorders>
               <w:left w:val="single" w:sz="4" w:space="0" w:color="000000"/>
               <w:bottom w:val="single" w:sz="4" w:space="0" w:color="000000"/>
@@ -8175,11 +8946,19 @@
                 <w:szCs w:val="26"/>
               </w:rPr>
             </w:pPr>
-          </w:p>
-        </w:tc>
-        <w:tc>
-          <w:tcPr>
-            <w:tcW w:w="1607" w:type="dxa"/>
+            <w:r>
+              <w:rPr>
+                <w:rFonts w:ascii="Times New Roman" w:hAnsi="Times New Roman" w:cs="Times New Roman"/>
+                <w:sz w:val="26"/>
+                <w:szCs w:val="26"/>
+              </w:rPr>
+              <w:t>Đã test, không ghi nhận lỗi</w:t>
+            </w:r>
+          </w:p>
+        </w:tc>
+        <w:tc>
+          <w:tcPr>
+            <w:tcW w:w="1511" w:type="dxa"/>
             <w:tcBorders>
               <w:left w:val="single" w:sz="4" w:space="0" w:color="000000"/>
               <w:bottom w:val="single" w:sz="4" w:space="0" w:color="000000"/>
@@ -8202,7 +8981,7 @@
       <w:tr>
         <w:tc>
           <w:tcPr>
-            <w:tcW w:w="1606" w:type="dxa"/>
+            <w:tcW w:w="1509" w:type="dxa"/>
             <w:tcBorders>
               <w:left w:val="single" w:sz="4" w:space="0" w:color="000000"/>
               <w:bottom w:val="single" w:sz="4" w:space="0" w:color="000000"/>
@@ -8231,7 +9010,7 @@
         </w:tc>
         <w:tc>
           <w:tcPr>
-            <w:tcW w:w="1606" w:type="dxa"/>
+            <w:tcW w:w="1510" w:type="dxa"/>
             <w:tcBorders>
               <w:left w:val="single" w:sz="4" w:space="0" w:color="000000"/>
               <w:bottom w:val="single" w:sz="4" w:space="0" w:color="000000"/>
@@ -8259,7 +9038,7 @@
         </w:tc>
         <w:tc>
           <w:tcPr>
-            <w:tcW w:w="1607" w:type="dxa"/>
+            <w:tcW w:w="1511" w:type="dxa"/>
             <w:tcBorders>
               <w:left w:val="single" w:sz="4" w:space="0" w:color="000000"/>
               <w:bottom w:val="single" w:sz="4" w:space="0" w:color="000000"/>
@@ -8287,35 +9066,51 @@
         </w:tc>
         <w:tc>
           <w:tcPr>
-            <w:tcW w:w="1606" w:type="dxa"/>
-            <w:tcBorders>
-              <w:left w:val="single" w:sz="4" w:space="0" w:color="000000"/>
-              <w:bottom w:val="single" w:sz="4" w:space="0" w:color="000000"/>
-            </w:tcBorders>
-          </w:tcPr>
-          <w:p>
-            <w:pPr>
-              <w:pStyle w:val="TableContents"/>
-              <w:spacing w:before="60" w:after="60" w:line="312" w:lineRule="auto"/>
-              <w:rPr>
-                <w:rFonts w:ascii="Times New Roman" w:hAnsi="Times New Roman" w:cs="Times New Roman"/>
-                <w:sz w:val="26"/>
-                <w:szCs w:val="26"/>
-              </w:rPr>
-            </w:pPr>
-            <w:r>
-              <w:rPr>
-                <w:rFonts w:ascii="Times New Roman" w:hAnsi="Times New Roman" w:cs="Times New Roman"/>
-                <w:sz w:val="26"/>
-                <w:szCs w:val="26"/>
-              </w:rPr>
-              <w:t>[ ]</w:t>
-            </w:r>
-          </w:p>
-        </w:tc>
-        <w:tc>
-          <w:tcPr>
-            <w:tcW w:w="1606" w:type="dxa"/>
+            <w:tcW w:w="1510" w:type="dxa"/>
+            <w:tcBorders>
+              <w:left w:val="single" w:sz="4" w:space="0" w:color="000000"/>
+              <w:bottom w:val="single" w:sz="4" w:space="0" w:color="000000"/>
+            </w:tcBorders>
+          </w:tcPr>
+          <w:p>
+            <w:pPr>
+              <w:pStyle w:val="TableContents"/>
+              <w:spacing w:before="60" w:after="60" w:line="312" w:lineRule="auto"/>
+              <w:rPr>
+                <w:rFonts w:ascii="Times New Roman" w:hAnsi="Times New Roman" w:cs="Times New Roman"/>
+                <w:sz w:val="26"/>
+                <w:szCs w:val="26"/>
+              </w:rPr>
+            </w:pPr>
+            <w:r>
+              <w:rPr>
+                <w:rFonts w:ascii="Times New Roman" w:hAnsi="Times New Roman" w:cs="Times New Roman"/>
+                <w:sz w:val="26"/>
+                <w:szCs w:val="26"/>
+              </w:rPr>
+              <w:t xml:space="preserve">[ </w:t>
+            </w:r>
+            <w:r>
+              <w:rPr>
+                <w:rFonts w:ascii="Times New Roman" w:hAnsi="Times New Roman" w:cs="Times New Roman"/>
+                <w:sz w:val="26"/>
+                <w:szCs w:val="26"/>
+              </w:rPr>
+              <w:t>x</w:t>
+            </w:r>
+            <w:r>
+              <w:rPr>
+                <w:rFonts w:ascii="Times New Roman" w:hAnsi="Times New Roman" w:cs="Times New Roman"/>
+                <w:sz w:val="26"/>
+                <w:szCs w:val="26"/>
+              </w:rPr>
+              <w:t>]</w:t>
+            </w:r>
+          </w:p>
+        </w:tc>
+        <w:tc>
+          <w:tcPr>
+            <w:tcW w:w="1510" w:type="dxa"/>
             <w:tcBorders>
               <w:left w:val="single" w:sz="4" w:space="0" w:color="000000"/>
               <w:bottom w:val="single" w:sz="4" w:space="0" w:color="000000"/>
@@ -8332,11 +9127,19 @@
                 <w:szCs w:val="26"/>
               </w:rPr>
             </w:pPr>
-          </w:p>
-        </w:tc>
-        <w:tc>
-          <w:tcPr>
-            <w:tcW w:w="1607" w:type="dxa"/>
+            <w:r>
+              <w:rPr>
+                <w:rFonts w:ascii="Times New Roman" w:hAnsi="Times New Roman" w:cs="Times New Roman"/>
+                <w:sz w:val="26"/>
+                <w:szCs w:val="26"/>
+              </w:rPr>
+              <w:t>Đã test, không ghi nhận lỗi</w:t>
+            </w:r>
+          </w:p>
+        </w:tc>
+        <w:tc>
+          <w:tcPr>
+            <w:tcW w:w="1511" w:type="dxa"/>
             <w:tcBorders>
               <w:left w:val="single" w:sz="4" w:space="0" w:color="000000"/>
               <w:bottom w:val="single" w:sz="4" w:space="0" w:color="000000"/>
@@ -8359,7 +9162,7 @@
       <w:tr>
         <w:tc>
           <w:tcPr>
-            <w:tcW w:w="1606" w:type="dxa"/>
+            <w:tcW w:w="1509" w:type="dxa"/>
             <w:tcBorders>
               <w:left w:val="single" w:sz="4" w:space="0" w:color="000000"/>
               <w:bottom w:val="single" w:sz="4" w:space="0" w:color="000000"/>
@@ -8388,7 +9191,7 @@
         </w:tc>
         <w:tc>
           <w:tcPr>
-            <w:tcW w:w="1606" w:type="dxa"/>
+            <w:tcW w:w="1510" w:type="dxa"/>
             <w:tcBorders>
               <w:left w:val="single" w:sz="4" w:space="0" w:color="000000"/>
               <w:bottom w:val="single" w:sz="4" w:space="0" w:color="000000"/>
@@ -8416,7 +9219,7 @@
         </w:tc>
         <w:tc>
           <w:tcPr>
-            <w:tcW w:w="1607" w:type="dxa"/>
+            <w:tcW w:w="1511" w:type="dxa"/>
             <w:tcBorders>
               <w:left w:val="single" w:sz="4" w:space="0" w:color="000000"/>
               <w:bottom w:val="single" w:sz="4" w:space="0" w:color="000000"/>
@@ -8444,35 +9247,51 @@
         </w:tc>
         <w:tc>
           <w:tcPr>
-            <w:tcW w:w="1606" w:type="dxa"/>
-            <w:tcBorders>
-              <w:left w:val="single" w:sz="4" w:space="0" w:color="000000"/>
-              <w:bottom w:val="single" w:sz="4" w:space="0" w:color="000000"/>
-            </w:tcBorders>
-          </w:tcPr>
-          <w:p>
-            <w:pPr>
-              <w:pStyle w:val="TableContents"/>
-              <w:spacing w:before="60" w:after="60" w:line="312" w:lineRule="auto"/>
-              <w:rPr>
-                <w:rFonts w:ascii="Times New Roman" w:hAnsi="Times New Roman" w:cs="Times New Roman"/>
-                <w:sz w:val="26"/>
-                <w:szCs w:val="26"/>
-              </w:rPr>
-            </w:pPr>
-            <w:r>
-              <w:rPr>
-                <w:rFonts w:ascii="Times New Roman" w:hAnsi="Times New Roman" w:cs="Times New Roman"/>
-                <w:sz w:val="26"/>
-                <w:szCs w:val="26"/>
-              </w:rPr>
-              <w:t>[ ]</w:t>
-            </w:r>
-          </w:p>
-        </w:tc>
-        <w:tc>
-          <w:tcPr>
-            <w:tcW w:w="1606" w:type="dxa"/>
+            <w:tcW w:w="1510" w:type="dxa"/>
+            <w:tcBorders>
+              <w:left w:val="single" w:sz="4" w:space="0" w:color="000000"/>
+              <w:bottom w:val="single" w:sz="4" w:space="0" w:color="000000"/>
+            </w:tcBorders>
+          </w:tcPr>
+          <w:p>
+            <w:pPr>
+              <w:pStyle w:val="TableContents"/>
+              <w:spacing w:before="60" w:after="60" w:line="312" w:lineRule="auto"/>
+              <w:rPr>
+                <w:rFonts w:ascii="Times New Roman" w:hAnsi="Times New Roman" w:cs="Times New Roman"/>
+                <w:sz w:val="26"/>
+                <w:szCs w:val="26"/>
+              </w:rPr>
+            </w:pPr>
+            <w:r>
+              <w:rPr>
+                <w:rFonts w:ascii="Times New Roman" w:hAnsi="Times New Roman" w:cs="Times New Roman"/>
+                <w:sz w:val="26"/>
+                <w:szCs w:val="26"/>
+              </w:rPr>
+              <w:t xml:space="preserve">[ </w:t>
+            </w:r>
+            <w:r>
+              <w:rPr>
+                <w:rFonts w:ascii="Times New Roman" w:hAnsi="Times New Roman" w:cs="Times New Roman"/>
+                <w:sz w:val="26"/>
+                <w:szCs w:val="26"/>
+              </w:rPr>
+              <w:t>x</w:t>
+            </w:r>
+            <w:r>
+              <w:rPr>
+                <w:rFonts w:ascii="Times New Roman" w:hAnsi="Times New Roman" w:cs="Times New Roman"/>
+                <w:sz w:val="26"/>
+                <w:szCs w:val="26"/>
+              </w:rPr>
+              <w:t>]</w:t>
+            </w:r>
+          </w:p>
+        </w:tc>
+        <w:tc>
+          <w:tcPr>
+            <w:tcW w:w="1510" w:type="dxa"/>
             <w:tcBorders>
               <w:left w:val="single" w:sz="4" w:space="0" w:color="000000"/>
               <w:bottom w:val="single" w:sz="4" w:space="0" w:color="000000"/>
@@ -8489,11 +9308,19 @@
                 <w:szCs w:val="26"/>
               </w:rPr>
             </w:pPr>
-          </w:p>
-        </w:tc>
-        <w:tc>
-          <w:tcPr>
-            <w:tcW w:w="1607" w:type="dxa"/>
+            <w:r>
+              <w:rPr>
+                <w:rFonts w:ascii="Times New Roman" w:hAnsi="Times New Roman" w:cs="Times New Roman"/>
+                <w:sz w:val="26"/>
+                <w:szCs w:val="26"/>
+              </w:rPr>
+              <w:t>Đã test, không ghi nhận lỗi</w:t>
+            </w:r>
+          </w:p>
+        </w:tc>
+        <w:tc>
+          <w:tcPr>
+            <w:tcW w:w="1511" w:type="dxa"/>
             <w:tcBorders>
               <w:left w:val="single" w:sz="4" w:space="0" w:color="000000"/>
               <w:bottom w:val="single" w:sz="4" w:space="0" w:color="000000"/>
@@ -8516,7 +9343,7 @@
       <w:tr>
         <w:tc>
           <w:tcPr>
-            <w:tcW w:w="1606" w:type="dxa"/>
+            <w:tcW w:w="1509" w:type="dxa"/>
             <w:tcBorders>
               <w:left w:val="single" w:sz="4" w:space="0" w:color="000000"/>
               <w:bottom w:val="single" w:sz="4" w:space="0" w:color="000000"/>
@@ -8545,7 +9372,7 @@
         </w:tc>
         <w:tc>
           <w:tcPr>
-            <w:tcW w:w="1606" w:type="dxa"/>
+            <w:tcW w:w="1510" w:type="dxa"/>
             <w:tcBorders>
               <w:left w:val="single" w:sz="4" w:space="0" w:color="000000"/>
               <w:bottom w:val="single" w:sz="4" w:space="0" w:color="000000"/>
@@ -8573,7 +9400,7 @@
         </w:tc>
         <w:tc>
           <w:tcPr>
-            <w:tcW w:w="1607" w:type="dxa"/>
+            <w:tcW w:w="1511" w:type="dxa"/>
             <w:tcBorders>
               <w:left w:val="single" w:sz="4" w:space="0" w:color="000000"/>
               <w:bottom w:val="single" w:sz="4" w:space="0" w:color="000000"/>
@@ -8627,7 +9454,7 @@
         </w:tc>
         <w:tc>
           <w:tcPr>
-            <w:tcW w:w="1606" w:type="dxa"/>
+            <w:tcW w:w="1510" w:type="dxa"/>
             <w:tcBorders>
               <w:left w:val="single" w:sz="4" w:space="0" w:color="000000"/>
               <w:bottom w:val="single" w:sz="4" w:space="0" w:color="000000"/>
@@ -8650,13 +9477,29 @@
                 <w:szCs w:val="26"/>
               </w:rPr>
               <w:lastRenderedPageBreak/>
-              <w:t>[ ]</w:t>
-            </w:r>
-          </w:p>
-        </w:tc>
-        <w:tc>
-          <w:tcPr>
-            <w:tcW w:w="1606" w:type="dxa"/>
+              <w:t xml:space="preserve">[ </w:t>
+            </w:r>
+            <w:r>
+              <w:rPr>
+                <w:rFonts w:ascii="Times New Roman" w:hAnsi="Times New Roman" w:cs="Times New Roman"/>
+                <w:sz w:val="26"/>
+                <w:szCs w:val="26"/>
+              </w:rPr>
+              <w:t>x</w:t>
+            </w:r>
+            <w:r>
+              <w:rPr>
+                <w:rFonts w:ascii="Times New Roman" w:hAnsi="Times New Roman" w:cs="Times New Roman"/>
+                <w:sz w:val="26"/>
+                <w:szCs w:val="26"/>
+              </w:rPr>
+              <w:t>]</w:t>
+            </w:r>
+          </w:p>
+        </w:tc>
+        <w:tc>
+          <w:tcPr>
+            <w:tcW w:w="1510" w:type="dxa"/>
             <w:tcBorders>
               <w:left w:val="single" w:sz="4" w:space="0" w:color="000000"/>
               <w:bottom w:val="single" w:sz="4" w:space="0" w:color="000000"/>
@@ -8673,11 +9516,19 @@
                 <w:szCs w:val="26"/>
               </w:rPr>
             </w:pPr>
-          </w:p>
-        </w:tc>
-        <w:tc>
-          <w:tcPr>
-            <w:tcW w:w="1607" w:type="dxa"/>
+            <w:r>
+              <w:rPr>
+                <w:rFonts w:ascii="Times New Roman" w:hAnsi="Times New Roman" w:cs="Times New Roman"/>
+                <w:sz w:val="26"/>
+                <w:szCs w:val="26"/>
+              </w:rPr>
+              <w:t>Đã test, không ghi nhận lỗi</w:t>
+            </w:r>
+          </w:p>
+        </w:tc>
+        <w:tc>
+          <w:tcPr>
+            <w:tcW w:w="1511" w:type="dxa"/>
             <w:tcBorders>
               <w:left w:val="single" w:sz="4" w:space="0" w:color="000000"/>
               <w:bottom w:val="single" w:sz="4" w:space="0" w:color="000000"/>
@@ -8700,7 +9551,7 @@
       <w:tr>
         <w:tc>
           <w:tcPr>
-            <w:tcW w:w="1606" w:type="dxa"/>
+            <w:tcW w:w="1509" w:type="dxa"/>
             <w:tcBorders>
               <w:left w:val="single" w:sz="4" w:space="0" w:color="000000"/>
               <w:bottom w:val="single" w:sz="4" w:space="0" w:color="000000"/>
@@ -8729,7 +9580,7 @@
         </w:tc>
         <w:tc>
           <w:tcPr>
-            <w:tcW w:w="1606" w:type="dxa"/>
+            <w:tcW w:w="1510" w:type="dxa"/>
             <w:tcBorders>
               <w:left w:val="single" w:sz="4" w:space="0" w:color="000000"/>
               <w:bottom w:val="single" w:sz="4" w:space="0" w:color="000000"/>
@@ -8757,7 +9608,7 @@
         </w:tc>
         <w:tc>
           <w:tcPr>
-            <w:tcW w:w="1607" w:type="dxa"/>
+            <w:tcW w:w="1511" w:type="dxa"/>
             <w:tcBorders>
               <w:left w:val="single" w:sz="4" w:space="0" w:color="000000"/>
               <w:bottom w:val="single" w:sz="4" w:space="0" w:color="000000"/>
@@ -8785,35 +9636,51 @@
         </w:tc>
         <w:tc>
           <w:tcPr>
-            <w:tcW w:w="1606" w:type="dxa"/>
-            <w:tcBorders>
-              <w:left w:val="single" w:sz="4" w:space="0" w:color="000000"/>
-              <w:bottom w:val="single" w:sz="4" w:space="0" w:color="000000"/>
-            </w:tcBorders>
-          </w:tcPr>
-          <w:p>
-            <w:pPr>
-              <w:pStyle w:val="TableContents"/>
-              <w:spacing w:before="60" w:after="60" w:line="312" w:lineRule="auto"/>
-              <w:rPr>
-                <w:rFonts w:ascii="Times New Roman" w:hAnsi="Times New Roman" w:cs="Times New Roman"/>
-                <w:sz w:val="26"/>
-                <w:szCs w:val="26"/>
-              </w:rPr>
-            </w:pPr>
-            <w:r>
-              <w:rPr>
-                <w:rFonts w:ascii="Times New Roman" w:hAnsi="Times New Roman" w:cs="Times New Roman"/>
-                <w:sz w:val="26"/>
-                <w:szCs w:val="26"/>
-              </w:rPr>
-              <w:t>[ ]</w:t>
-            </w:r>
-          </w:p>
-        </w:tc>
-        <w:tc>
-          <w:tcPr>
-            <w:tcW w:w="1606" w:type="dxa"/>
+            <w:tcW w:w="1510" w:type="dxa"/>
+            <w:tcBorders>
+              <w:left w:val="single" w:sz="4" w:space="0" w:color="000000"/>
+              <w:bottom w:val="single" w:sz="4" w:space="0" w:color="000000"/>
+            </w:tcBorders>
+          </w:tcPr>
+          <w:p>
+            <w:pPr>
+              <w:pStyle w:val="TableContents"/>
+              <w:spacing w:before="60" w:after="60" w:line="312" w:lineRule="auto"/>
+              <w:rPr>
+                <w:rFonts w:ascii="Times New Roman" w:hAnsi="Times New Roman" w:cs="Times New Roman"/>
+                <w:sz w:val="26"/>
+                <w:szCs w:val="26"/>
+              </w:rPr>
+            </w:pPr>
+            <w:r>
+              <w:rPr>
+                <w:rFonts w:ascii="Times New Roman" w:hAnsi="Times New Roman" w:cs="Times New Roman"/>
+                <w:sz w:val="26"/>
+                <w:szCs w:val="26"/>
+              </w:rPr>
+              <w:t xml:space="preserve">[ </w:t>
+            </w:r>
+            <w:r>
+              <w:rPr>
+                <w:rFonts w:ascii="Times New Roman" w:hAnsi="Times New Roman" w:cs="Times New Roman"/>
+                <w:sz w:val="26"/>
+                <w:szCs w:val="26"/>
+              </w:rPr>
+              <w:t>x</w:t>
+            </w:r>
+            <w:r>
+              <w:rPr>
+                <w:rFonts w:ascii="Times New Roman" w:hAnsi="Times New Roman" w:cs="Times New Roman"/>
+                <w:sz w:val="26"/>
+                <w:szCs w:val="26"/>
+              </w:rPr>
+              <w:t>]</w:t>
+            </w:r>
+          </w:p>
+        </w:tc>
+        <w:tc>
+          <w:tcPr>
+            <w:tcW w:w="1510" w:type="dxa"/>
             <w:tcBorders>
               <w:left w:val="single" w:sz="4" w:space="0" w:color="000000"/>
               <w:bottom w:val="single" w:sz="4" w:space="0" w:color="000000"/>
@@ -8830,11 +9697,19 @@
                 <w:szCs w:val="26"/>
               </w:rPr>
             </w:pPr>
-          </w:p>
-        </w:tc>
-        <w:tc>
-          <w:tcPr>
-            <w:tcW w:w="1607" w:type="dxa"/>
+            <w:r>
+              <w:rPr>
+                <w:rFonts w:ascii="Times New Roman" w:hAnsi="Times New Roman" w:cs="Times New Roman"/>
+                <w:sz w:val="26"/>
+                <w:szCs w:val="26"/>
+              </w:rPr>
+              <w:t>Đã test, không ghi nhận lỗi</w:t>
+            </w:r>
+          </w:p>
+        </w:tc>
+        <w:tc>
+          <w:tcPr>
+            <w:tcW w:w="1511" w:type="dxa"/>
             <w:tcBorders>
               <w:left w:val="single" w:sz="4" w:space="0" w:color="000000"/>
               <w:bottom w:val="single" w:sz="4" w:space="0" w:color="000000"/>
@@ -8857,7 +9732,7 @@
       <w:tr>
         <w:tc>
           <w:tcPr>
-            <w:tcW w:w="1606" w:type="dxa"/>
+            <w:tcW w:w="1509" w:type="dxa"/>
             <w:tcBorders>
               <w:left w:val="single" w:sz="4" w:space="0" w:color="000000"/>
               <w:bottom w:val="single" w:sz="4" w:space="0" w:color="000000"/>
@@ -8886,7 +9761,7 @@
         </w:tc>
         <w:tc>
           <w:tcPr>
-            <w:tcW w:w="1606" w:type="dxa"/>
+            <w:tcW w:w="1510" w:type="dxa"/>
             <w:tcBorders>
               <w:left w:val="single" w:sz="4" w:space="0" w:color="000000"/>
               <w:bottom w:val="single" w:sz="4" w:space="0" w:color="000000"/>
@@ -8914,7 +9789,7 @@
         </w:tc>
         <w:tc>
           <w:tcPr>
-            <w:tcW w:w="1607" w:type="dxa"/>
+            <w:tcW w:w="1511" w:type="dxa"/>
             <w:tcBorders>
               <w:left w:val="single" w:sz="4" w:space="0" w:color="000000"/>
               <w:bottom w:val="single" w:sz="4" w:space="0" w:color="000000"/>
@@ -8942,35 +9817,51 @@
         </w:tc>
         <w:tc>
           <w:tcPr>
-            <w:tcW w:w="1606" w:type="dxa"/>
-            <w:tcBorders>
-              <w:left w:val="single" w:sz="4" w:space="0" w:color="000000"/>
-              <w:bottom w:val="single" w:sz="4" w:space="0" w:color="000000"/>
-            </w:tcBorders>
-          </w:tcPr>
-          <w:p>
-            <w:pPr>
-              <w:pStyle w:val="TableContents"/>
-              <w:spacing w:before="60" w:after="60" w:line="312" w:lineRule="auto"/>
-              <w:rPr>
-                <w:rFonts w:ascii="Times New Roman" w:hAnsi="Times New Roman" w:cs="Times New Roman"/>
-                <w:sz w:val="26"/>
-                <w:szCs w:val="26"/>
-              </w:rPr>
-            </w:pPr>
-            <w:r>
-              <w:rPr>
-                <w:rFonts w:ascii="Times New Roman" w:hAnsi="Times New Roman" w:cs="Times New Roman"/>
-                <w:sz w:val="26"/>
-                <w:szCs w:val="26"/>
-              </w:rPr>
-              <w:t>[ ]</w:t>
-            </w:r>
-          </w:p>
-        </w:tc>
-        <w:tc>
-          <w:tcPr>
-            <w:tcW w:w="1606" w:type="dxa"/>
+            <w:tcW w:w="1510" w:type="dxa"/>
+            <w:tcBorders>
+              <w:left w:val="single" w:sz="4" w:space="0" w:color="000000"/>
+              <w:bottom w:val="single" w:sz="4" w:space="0" w:color="000000"/>
+            </w:tcBorders>
+          </w:tcPr>
+          <w:p>
+            <w:pPr>
+              <w:pStyle w:val="TableContents"/>
+              <w:spacing w:before="60" w:after="60" w:line="312" w:lineRule="auto"/>
+              <w:rPr>
+                <w:rFonts w:ascii="Times New Roman" w:hAnsi="Times New Roman" w:cs="Times New Roman"/>
+                <w:sz w:val="26"/>
+                <w:szCs w:val="26"/>
+              </w:rPr>
+            </w:pPr>
+            <w:r>
+              <w:rPr>
+                <w:rFonts w:ascii="Times New Roman" w:hAnsi="Times New Roman" w:cs="Times New Roman"/>
+                <w:sz w:val="26"/>
+                <w:szCs w:val="26"/>
+              </w:rPr>
+              <w:t xml:space="preserve">[ </w:t>
+            </w:r>
+            <w:r>
+              <w:rPr>
+                <w:rFonts w:ascii="Times New Roman" w:hAnsi="Times New Roman" w:cs="Times New Roman"/>
+                <w:sz w:val="26"/>
+                <w:szCs w:val="26"/>
+              </w:rPr>
+              <w:t>x</w:t>
+            </w:r>
+            <w:r>
+              <w:rPr>
+                <w:rFonts w:ascii="Times New Roman" w:hAnsi="Times New Roman" w:cs="Times New Roman"/>
+                <w:sz w:val="26"/>
+                <w:szCs w:val="26"/>
+              </w:rPr>
+              <w:t>]</w:t>
+            </w:r>
+          </w:p>
+        </w:tc>
+        <w:tc>
+          <w:tcPr>
+            <w:tcW w:w="1510" w:type="dxa"/>
             <w:tcBorders>
               <w:left w:val="single" w:sz="4" w:space="0" w:color="000000"/>
               <w:bottom w:val="single" w:sz="4" w:space="0" w:color="000000"/>
@@ -8987,11 +9878,19 @@
                 <w:szCs w:val="26"/>
               </w:rPr>
             </w:pPr>
-          </w:p>
-        </w:tc>
-        <w:tc>
-          <w:tcPr>
-            <w:tcW w:w="1607" w:type="dxa"/>
+            <w:r>
+              <w:rPr>
+                <w:rFonts w:ascii="Times New Roman" w:hAnsi="Times New Roman" w:cs="Times New Roman"/>
+                <w:sz w:val="26"/>
+                <w:szCs w:val="26"/>
+              </w:rPr>
+              <w:t>Đã test, không ghi nhận lỗi</w:t>
+            </w:r>
+          </w:p>
+        </w:tc>
+        <w:tc>
+          <w:tcPr>
+            <w:tcW w:w="1511" w:type="dxa"/>
             <w:tcBorders>
               <w:left w:val="single" w:sz="4" w:space="0" w:color="000000"/>
               <w:bottom w:val="single" w:sz="4" w:space="0" w:color="000000"/>
@@ -13570,6 +14469,14 @@
                 <w:szCs w:val="26"/>
               </w:rPr>
             </w:pPr>
+            <w:r>
+              <w:rPr>
+                <w:rFonts w:ascii="Times New Roman" w:hAnsi="Times New Roman" w:cs="Times New Roman"/>
+                <w:sz w:val="26"/>
+                <w:szCs w:val="26"/>
+              </w:rPr>
+              <w:t>Lỗi không hiện thị dữ liệu ở báo cáo đại lý</w:t>
+            </w:r>
           </w:p>
         </w:tc>
         <w:tc>
@@ -13697,6 +14604,14 @@
                 <w:szCs w:val="26"/>
               </w:rPr>
             </w:pPr>
+            <w:r>
+              <w:rPr>
+                <w:rFonts w:ascii="Times New Roman" w:hAnsi="Times New Roman" w:cs="Times New Roman"/>
+                <w:sz w:val="26"/>
+                <w:szCs w:val="26"/>
+              </w:rPr>
+              <w:t>Lỗi chưa tối ưu giao diện mobile ở ...</w:t>
+            </w:r>
           </w:p>
         </w:tc>
         <w:tc>
@@ -14080,6 +14995,14 @@
                 <w:szCs w:val="26"/>
               </w:rPr>
             </w:pPr>
+            <w:r>
+              <w:rPr>
+                <w:rFonts w:ascii="Times New Roman" w:hAnsi="Times New Roman" w:cs="Times New Roman"/>
+                <w:sz w:val="26"/>
+                <w:szCs w:val="26"/>
+              </w:rPr>
+              <w:t>Chỉnh sửa giao diện lọc của thương hiệu, tin tức, danh mục</w:t>
+            </w:r>
           </w:p>
         </w:tc>
         <w:tc>
@@ -14205,6 +15128,23 @@
                 <w:szCs w:val="26"/>
               </w:rPr>
             </w:pPr>
+            <w:r>
+              <w:rPr>
+                <w:rFonts w:ascii="Times New Roman" w:hAnsi="Times New Roman" w:cs="Times New Roman"/>
+                <w:sz w:val="26"/>
+                <w:szCs w:val="26"/>
+              </w:rPr>
+              <w:t xml:space="preserve">Bổ sung thêm dropdown lựa chọn ngân hàng </w:t>
+            </w:r>
+            <w:r>
+              <w:rPr>
+                <w:rFonts w:ascii="Times New Roman" w:hAnsi="Times New Roman" w:cs="Times New Roman"/>
+                <w:sz w:val="26"/>
+                <w:szCs w:val="26"/>
+              </w:rPr>
+              <w:lastRenderedPageBreak/>
+              <w:t>thay cho nhập tay</w:t>
+            </w:r>
           </w:p>
         </w:tc>
         <w:tc>
@@ -14535,16 +15475,7 @@
           <w:sz w:val="26"/>
           <w:szCs w:val="26"/>
         </w:rPr>
-        <w:t xml:space="preserve"> ......... hạng mục (Hai bên sẽ </w:t>
-      </w:r>
-      <w:r>
-        <w:rPr>
-          <w:rFonts w:ascii="Times New Roman" w:hAnsi="Times New Roman" w:cs="Times New Roman"/>
-          <w:sz w:val="26"/>
-          <w:szCs w:val="26"/>
-        </w:rPr>
-        <w:lastRenderedPageBreak/>
-        <w:t>thảo luận lộ trình triển khai sau).</w:t>
+        <w:t xml:space="preserve"> ......... hạng mục (Hai bên sẽ thảo luận lộ trình triển khai sau).</w:t>
       </w:r>
     </w:p>
     <w:p>
